--- a/docs/06_Unit_Test.docx
+++ b/docs/06_Unit_Test.docx
@@ -7,31 +7,7 @@
         <w:pStyle w:val="Title"/>
       </w:pPr>
       <w:r>
-        <w:t xml:space="preserve">Unit Test</w:t>
-      </w:r>
-    </w:p>
-    <w:p>
-      <w:pPr>
-        <w:pStyle w:val="Subtitle"/>
-      </w:pPr>
-      <w:r>
-        <w:t xml:space="preserve">B2B Data Warehouse - Unit test specification and results</w:t>
-      </w:r>
-    </w:p>
-    <w:p>
-      <w:pPr>
-        <w:pStyle w:val="Author"/>
-      </w:pPr>
-      <w:r>
-        <w:t xml:space="preserve">Ali-Debugs</w:t>
-      </w:r>
-    </w:p>
-    <w:p>
-      <w:pPr>
-        <w:pStyle w:val="Date"/>
-      </w:pPr>
-      <w:r>
-        <w:t xml:space="preserve">22 October 2026</w:t>
+        <w:t>Unit Test</w:t>
       </w:r>
     </w:p>
     <w:p>
@@ -39,11 +15,104 @@
         <w:pStyle w:val="FirstParagraph"/>
       </w:pPr>
       <w:r>
+        <w:t xml:space="preserve">This document tests each part of the pipeline on its own and shows the results.</w:t>
+      </w:r>
+    </w:p>
+    <w:bookmarkStart w:id="9" w:name="result"/>
+    <w:p>
+      <w:pPr>
+        <w:pStyle w:val="Heading1"/>
+      </w:pPr>
+      <w:r>
         <w:rPr>
-          <w:b/>
-          <w:bCs/>
+          <w:rStyle w:val="SectionNumber"/>
         </w:rPr>
-        <w:t xml:space="preserve">Document control</w:t>
+        <w:t xml:space="preserve">1</w:t>
+      </w:r>
+      <w:r>
+        <w:tab/>
+      </w:r>
+      <w:r>
+        <w:t xml:space="preserve">Result</w:t>
+      </w:r>
+    </w:p>
+    <w:p>
+      <w:pPr>
+        <w:pStyle w:val="FirstParagraph"/>
+      </w:pPr>
+      <w:r>
+        <w:t xml:space="preserve">Everything passed on a fresh build (seed 42, 22 October 2026):</w:t>
+      </w:r>
+    </w:p>
+    <w:p>
+      <w:pPr>
+        <w:pStyle w:val="Compact"/>
+        <w:numPr>
+          <w:ilvl w:val="0"/>
+          <w:numId w:val="1001"/>
+        </w:numPr>
+      </w:pPr>
+      <w:r>
+        <w:t xml:space="preserve">all 20 automated tests passed;</w:t>
+      </w:r>
+    </w:p>
+    <w:p>
+      <w:pPr>
+        <w:pStyle w:val="Compact"/>
+        <w:numPr>
+          <w:ilvl w:val="0"/>
+          <w:numId w:val="1001"/>
+        </w:numPr>
+      </w:pPr>
+      <w:r>
+        <w:t xml:space="preserve">all 36 data quality checks found 0 bad rows;</w:t>
+      </w:r>
+    </w:p>
+    <w:p>
+      <w:pPr>
+        <w:pStyle w:val="Compact"/>
+        <w:numPr>
+          <w:ilvl w:val="0"/>
+          <w:numId w:val="1001"/>
+        </w:numPr>
+      </w:pPr>
+      <w:r>
+        <w:t xml:space="preserve">19 of the 21 refuse rules caught the bad rows planted for them. The other 2 had nothing to catch in this data, which is expected (see section 4).</w:t>
+      </w:r>
+    </w:p>
+    <w:p>
+      <w:pPr>
+        <w:pStyle w:val="FirstParagraph"/>
+      </w:pPr>
+      <w:r>
+        <w:t xml:space="preserve">No problems are open.</w:t>
+      </w:r>
+    </w:p>
+    <w:bookmarkEnd w:id="9"/>
+    <w:bookmarkStart w:id="10" w:name="how-we-test"/>
+    <w:p>
+      <w:pPr>
+        <w:pStyle w:val="Heading1"/>
+      </w:pPr>
+      <w:r>
+        <w:rPr>
+          <w:rStyle w:val="SectionNumber"/>
+        </w:rPr>
+        <w:t xml:space="preserve">2</w:t>
+      </w:r>
+      <w:r>
+        <w:tab/>
+      </w:r>
+      <w:r>
+        <w:t xml:space="preserve">How we test</w:t>
+      </w:r>
+    </w:p>
+    <w:p>
+      <w:pPr>
+        <w:pStyle w:val="FirstParagraph"/>
+      </w:pPr>
+      <w:r>
+        <w:t xml:space="preserve">A unit test checks one rule or one piece of code on its own. Three kinds are used:</w:t>
       </w:r>
     </w:p>
     <w:tbl>
@@ -54,8 +123,9 @@
         <w:tblLook w:firstRow="1" w:lastRow="0" w:firstColumn="0" w:lastColumn="0" w:noHBand="0" w:noVBand="0" w:val="0020"/>
       </w:tblPr>
       <w:tblGrid>
-        <w:gridCol w:w="1584"/>
-        <w:gridCol w:w="6336"/>
+        <w:gridCol w:w="1848"/>
+        <w:gridCol w:w="2244"/>
+        <w:gridCol w:w="3828"/>
       </w:tblGrid>
       <w:tr>
         <w:trPr>
@@ -66,308 +136,7 @@
           <w:p>
             <w:pPr>
               <w:pStyle w:val="Compact"/>
-            </w:pPr>
-            <w:r>
-              <w:t xml:space="preserve">Item</w:t>
-            </w:r>
-          </w:p>
-        </w:tc>
-        <w:tc>
-          <w:tcPr/>
-          <w:p>
-            <w:pPr>
-              <w:pStyle w:val="Compact"/>
-            </w:pPr>
-            <w:r>
-              <w:t xml:space="preserve">Value</w:t>
-            </w:r>
-          </w:p>
-        </w:tc>
-      </w:tr>
-      <w:tr>
-        <w:tc>
-          <w:tcPr/>
-          <w:p>
-            <w:pPr>
-              <w:pStyle w:val="Compact"/>
-            </w:pPr>
-            <w:r>
-              <w:t xml:space="preserve">Project</w:t>
-            </w:r>
-          </w:p>
-        </w:tc>
-        <w:tc>
-          <w:tcPr/>
-          <w:p>
-            <w:pPr>
-              <w:pStyle w:val="Compact"/>
-            </w:pPr>
-            <w:r>
-              <w:t xml:space="preserve">B2B Data Warehouse (repository b2b-dw-pg)</w:t>
-            </w:r>
-          </w:p>
-        </w:tc>
-      </w:tr>
-      <w:tr>
-        <w:tc>
-          <w:tcPr/>
-          <w:p>
-            <w:pPr>
-              <w:pStyle w:val="Compact"/>
-            </w:pPr>
-            <w:r>
-              <w:t xml:space="preserve">Document</w:t>
-            </w:r>
-          </w:p>
-        </w:tc>
-        <w:tc>
-          <w:tcPr/>
-          <w:p>
-            <w:pPr>
-              <w:pStyle w:val="Compact"/>
-            </w:pPr>
-            <w:r>
-              <w:t xml:space="preserve">Unit Test</w:t>
-            </w:r>
-          </w:p>
-        </w:tc>
-      </w:tr>
-      <w:tr>
-        <w:tc>
-          <w:tcPr/>
-          <w:p>
-            <w:pPr>
-              <w:pStyle w:val="Compact"/>
-            </w:pPr>
-            <w:r>
-              <w:t xml:space="preserve">Version</w:t>
-            </w:r>
-          </w:p>
-        </w:tc>
-        <w:tc>
-          <w:tcPr/>
-          <w:p>
-            <w:pPr>
-              <w:pStyle w:val="Compact"/>
-            </w:pPr>
-            <w:r>
-              <w:t xml:space="preserve">1.0</w:t>
-            </w:r>
-          </w:p>
-        </w:tc>
-      </w:tr>
-      <w:tr>
-        <w:tc>
-          <w:tcPr/>
-          <w:p>
-            <w:pPr>
-              <w:pStyle w:val="Compact"/>
-            </w:pPr>
-            <w:r>
-              <w:t xml:space="preserve">Date</w:t>
-            </w:r>
-          </w:p>
-        </w:tc>
-        <w:tc>
-          <w:tcPr/>
-          <w:p>
-            <w:pPr>
-              <w:pStyle w:val="Compact"/>
-            </w:pPr>
-            <w:r>
-              <w:t xml:space="preserve">22 October 2026</w:t>
-            </w:r>
-          </w:p>
-        </w:tc>
-      </w:tr>
-      <w:tr>
-        <w:tc>
-          <w:tcPr/>
-          <w:p>
-            <w:pPr>
-              <w:pStyle w:val="Compact"/>
-            </w:pPr>
-            <w:r>
-              <w:t xml:space="preserve">Author</w:t>
-            </w:r>
-          </w:p>
-        </w:tc>
-        <w:tc>
-          <w:tcPr/>
-          <w:p>
-            <w:pPr>
-              <w:pStyle w:val="Compact"/>
-            </w:pPr>
-            <w:r>
-              <w:t xml:space="preserve">Ali-Debugs</w:t>
-            </w:r>
-          </w:p>
-        </w:tc>
-      </w:tr>
-      <w:tr>
-        <w:tc>
-          <w:tcPr/>
-          <w:p>
-            <w:pPr>
-              <w:pStyle w:val="Compact"/>
-            </w:pPr>
-            <w:r>
-              <w:t xml:space="preserve">Status</w:t>
-            </w:r>
-          </w:p>
-        </w:tc>
-        <w:tc>
-          <w:tcPr/>
-          <w:p>
-            <w:pPr>
-              <w:pStyle w:val="Compact"/>
-            </w:pPr>
-            <w:r>
-              <w:t xml:space="preserve">Issued for review</w:t>
-            </w:r>
-          </w:p>
-        </w:tc>
-      </w:tr>
-      <w:tr>
-        <w:tc>
-          <w:tcPr/>
-          <w:p>
-            <w:pPr>
-              <w:pStyle w:val="Compact"/>
-            </w:pPr>
-            <w:r>
-              <w:t xml:space="preserve">Purpose</w:t>
-            </w:r>
-          </w:p>
-        </w:tc>
-        <w:tc>
-          <w:tcPr/>
-          <w:p>
-            <w:pPr>
-              <w:pStyle w:val="Compact"/>
-            </w:pPr>
-            <w:r>
-              <w:t xml:space="preserve">Tests each part of the pipeline on its own: the log parser, every staging rule, the dimension and fact rules, every data quality check, the report views and the watermarks, with the results of a fresh build.</w:t>
-            </w:r>
-          </w:p>
-        </w:tc>
-      </w:tr>
-      <w:tr>
-        <w:tc>
-          <w:tcPr/>
-          <w:p>
-            <w:pPr>
-              <w:pStyle w:val="Compact"/>
-            </w:pPr>
-            <w:r>
-              <w:t xml:space="preserve">Related documents</w:t>
-            </w:r>
-          </w:p>
-        </w:tc>
-        <w:tc>
-          <w:tcPr/>
-          <w:p>
-            <w:pPr>
-              <w:pStyle w:val="Compact"/>
-            </w:pPr>
-            <w:r>
-              <w:t xml:space="preserve">05 Development, 07 Integration Test, 04 Source-to-Target Mapping</w:t>
-            </w:r>
-          </w:p>
-        </w:tc>
-      </w:tr>
-    </w:tbl>
-    <w:p>
-      <w:r>
-        <w:br w:type="page"/>
-      </w:r>
-    </w:p>
-    <w:p>
-      <w:pPr>
-        <w:pStyle w:val="TOCHeading"/>
-      </w:pPr>
-      <w:r>
-        <w:t>Contents</w:t>
-      </w:r>
-    </w:p>
-    <w:p>
-      <w:r>
-        <w:fldChar w:fldCharType="begin" w:dirty="true"/>
-      </w:r>
-      <w:r>
-        <w:instrText xml:space="preserve"> TOC \o "1-2" \h \z \u </w:instrText>
-      </w:r>
-      <w:r>
-        <w:fldChar w:fldCharType="separate"/>
-      </w:r>
-      <w:r>
-        <w:t>The table of contents fills in when Word asks to update the fields (or right-click here and choose Update Field).</w:t>
-      </w:r>
-      <w:r>
-        <w:fldChar w:fldCharType="end"/>
-      </w:r>
-    </w:p>
-    <w:p>
-      <w:r>
-        <w:br w:type="page"/>
-      </w:r>
-    </w:p>
-    <w:bookmarkStart w:id="9" w:name="summary"/>
-    <w:p>
-      <w:pPr>
-        <w:pStyle w:val="Heading1"/>
-      </w:pPr>
-      <w:r>
-        <w:t xml:space="preserve">Summary</w:t>
-      </w:r>
-    </w:p>
-    <w:p>
-      <w:pPr>
-        <w:pStyle w:val="FirstParagraph"/>
-      </w:pPr>
-      <w:r>
-        <w:t xml:space="preserve">Every unit test passed on a fresh build (seed 42, 22 October 2026): all 20 automated tests passed, all 36 data quality checks found 0 bad rows, 19 of the 21 reject rules refused the bad rows planted for them (the other 2 had nothing to refuse in this data, as expected). No defects are open.</w:t>
-      </w:r>
-    </w:p>
-    <w:bookmarkEnd w:id="9"/>
-    <w:bookmarkStart w:id="10" w:name="scope-and-approach"/>
-    <w:p>
-      <w:pPr>
-        <w:pStyle w:val="Heading1"/>
-      </w:pPr>
-      <w:r>
-        <w:t xml:space="preserve">Scope and approach</w:t>
-      </w:r>
-    </w:p>
-    <w:p>
-      <w:pPr>
-        <w:pStyle w:val="FirstParagraph"/>
-      </w:pPr>
-      <w:r>
-        <w:t xml:space="preserve">A unit test checks one rule, function or step on its own. Three kinds are used:</w:t>
-      </w:r>
-    </w:p>
-    <w:tbl>
-      <w:tblPr>
-        <w:tblStyle w:val="Table"/>
-        <w:tblW w:type="pct" w:w="5000"/>
-        <w:tblLayout w:type="fixed"/>
-        <w:tblLook w:firstRow="1" w:lastRow="0" w:firstColumn="0" w:lastColumn="0" w:noHBand="0" w:noVBand="0" w:val="0020"/>
-      </w:tblPr>
-      <w:tblGrid>
-        <w:gridCol w:w="1584"/>
-        <w:gridCol w:w="2376"/>
-        <w:gridCol w:w="3960"/>
-      </w:tblGrid>
-      <w:tr>
-        <w:trPr>
-          <w:tblHeader w:val="on"/>
-        </w:trPr>
-        <w:tc>
-          <w:tcPr/>
-          <w:p>
-            <w:pPr>
-              <w:pStyle w:val="Compact"/>
+              <w:keepNext/>
             </w:pPr>
             <w:r>
               <w:t xml:space="preserve">Kind</w:t>
@@ -379,6 +148,7 @@
           <w:p>
             <w:pPr>
               <w:pStyle w:val="Compact"/>
+              <w:keepNext/>
             </w:pPr>
             <w:r>
               <w:t xml:space="preserve">Where</w:t>
@@ -390,9 +160,10 @@
           <w:p>
             <w:pPr>
               <w:pStyle w:val="Compact"/>
-            </w:pPr>
-            <w:r>
-              <w:t xml:space="preserve">How it runs</w:t>
+              <w:keepNext/>
+            </w:pPr>
+            <w:r>
+              <w:t xml:space="preserve">When it runs</w:t>
             </w:r>
           </w:p>
         </w:tc>
@@ -416,18 +187,18 @@
               <w:pStyle w:val="Compact"/>
             </w:pPr>
             <w:r>
-              <w:t xml:space="preserve">tests/test_pipeline.py (pytest)</w:t>
-            </w:r>
-          </w:p>
-        </w:tc>
-        <w:tc>
-          <w:tcPr/>
-          <w:p>
-            <w:pPr>
-              <w:pStyle w:val="Compact"/>
-            </w:pPr>
-            <w:r>
-              <w:t xml:space="preserve">python -m pytest -q after a load; also in CI after every load and in the deploy against PROD</w:t>
+              <w:t xml:space="preserve">tests/test_pipeline.py</w:t>
+            </w:r>
+          </w:p>
+        </w:tc>
+        <w:tc>
+          <w:tcPr/>
+          <w:p>
+            <w:pPr>
+              <w:pStyle w:val="Compact"/>
+            </w:pPr>
+            <w:r>
+              <w:t xml:space="preserve">python -m pytest -q, after a load. GitHub also runs them on every push and after every deploy</w:t>
             </w:r>
           </w:p>
         </w:tc>
@@ -462,20 +233,20 @@
               <w:pStyle w:val="Compact"/>
             </w:pPr>
             <w:r>
-              <w:t xml:space="preserve">Inside every run, after the facts; a check that finds a bad row stops the run</w:t>
-            </w:r>
-          </w:p>
-        </w:tc>
-      </w:tr>
-      <w:tr>
-        <w:tc>
-          <w:tcPr/>
-          <w:p>
-            <w:pPr>
-              <w:pStyle w:val="Compact"/>
-            </w:pPr>
-            <w:r>
-              <w:t xml:space="preserve">Rule evidence</w:t>
+              <w:t xml:space="preserve">Inside every run. If one finds a bad row, the run stops</w:t>
+            </w:r>
+          </w:p>
+        </w:tc>
+      </w:tr>
+      <w:tr>
+        <w:tc>
+          <w:tcPr/>
+          <w:p>
+            <w:pPr>
+              <w:pStyle w:val="Compact"/>
+            </w:pPr>
+            <w:r>
+              <w:t xml:space="preserve">Refuse rules</w:t>
             </w:r>
           </w:p>
         </w:tc>
@@ -497,7 +268,7 @@
               <w:pStyle w:val="Compact"/>
             </w:pPr>
             <w:r>
-              <w:t xml:space="preserve">Each staging rule is checked against the rows the seed made wrong on purpose</w:t>
+              <w:t xml:space="preserve">The test data has bad rows on purpose; we check that each rule catches its rows</w:t>
             </w:r>
           </w:p>
         </w:tc>
@@ -508,162 +279,26 @@
         <w:pStyle w:val="BodyText"/>
       </w:pPr>
       <w:r>
-        <w:t xml:space="preserve">Tests marked made_up_data_only count on the generated data (its bad rows and its size) and are skipped on PROD, so real, cleaner data cannot fail a deploy.</w:t>
+        <w:t xml:space="preserve">The tests ran on a separate source and warehouse built only for this test, so DEV and PROD were not touched. The build was: python run.py, 36 steps, 1,228 rows refused.</w:t>
       </w:r>
     </w:p>
     <w:bookmarkEnd w:id="10"/>
-    <w:bookmarkStart w:id="11" w:name="test-environment"/>
+    <w:bookmarkStart w:id="11" w:name="reading-the-log"/>
     <w:p>
       <w:pPr>
         <w:pStyle w:val="Heading1"/>
       </w:pPr>
       <w:r>
-        <w:t xml:space="preserve">Test environment</w:t>
+        <w:rPr>
+          <w:rStyle w:val="SectionNumber"/>
+        </w:rPr>
+        <w:t xml:space="preserve">3</w:t>
       </w:r>
-    </w:p>
-    <w:tbl>
-      <w:tblPr>
-        <w:tblStyle w:val="Table"/>
-        <w:tblW w:type="pct" w:w="5000"/>
-        <w:tblLayout w:type="fixed"/>
-        <w:tblLook w:firstRow="1" w:lastRow="0" w:firstColumn="0" w:lastColumn="0" w:noHBand="0" w:noVBand="0" w:val="0020"/>
-      </w:tblPr>
-      <w:tblGrid>
-        <w:gridCol w:w="1584"/>
-        <w:gridCol w:w="6336"/>
-      </w:tblGrid>
-      <w:tr>
-        <w:trPr>
-          <w:tblHeader w:val="on"/>
-        </w:trPr>
-        <w:tc>
-          <w:tcPr/>
-          <w:p>
-            <w:pPr>
-              <w:pStyle w:val="Compact"/>
-            </w:pPr>
-            <w:r>
-              <w:t xml:space="preserve">Item</w:t>
-            </w:r>
-          </w:p>
-        </w:tc>
-        <w:tc>
-          <w:tcPr/>
-          <w:p>
-            <w:pPr>
-              <w:pStyle w:val="Compact"/>
-            </w:pPr>
-            <w:r>
-              <w:t xml:space="preserve">Value</w:t>
-            </w:r>
-          </w:p>
-        </w:tc>
-      </w:tr>
-      <w:tr>
-        <w:tc>
-          <w:tcPr/>
-          <w:p>
-            <w:pPr>
-              <w:pStyle w:val="Compact"/>
-            </w:pPr>
-            <w:r>
-              <w:t xml:space="preserve">Database</w:t>
-            </w:r>
-          </w:p>
-        </w:tc>
-        <w:tc>
-          <w:tcPr/>
-          <w:p>
-            <w:pPr>
-              <w:pStyle w:val="Compact"/>
-            </w:pPr>
-            <w:r>
-              <w:t xml:space="preserve">PostgreSQL 16, an isolated source and warehouse built for this test</w:t>
-            </w:r>
-          </w:p>
-        </w:tc>
-      </w:tr>
-      <w:tr>
-        <w:tc>
-          <w:tcPr/>
-          <w:p>
-            <w:pPr>
-              <w:pStyle w:val="Compact"/>
-            </w:pPr>
-            <w:r>
-              <w:t xml:space="preserve">Data</w:t>
-            </w:r>
-          </w:p>
-        </w:tc>
-        <w:tc>
-          <w:tcPr/>
-          <w:p>
-            <w:pPr>
-              <w:pStyle w:val="Compact"/>
-            </w:pPr>
-            <w:r>
-              <w:t xml:space="preserve">seed/seed_postgres.py and seed/seed_weblogs.py with random seed 42</w:t>
-            </w:r>
-          </w:p>
-        </w:tc>
-      </w:tr>
-      <w:tr>
-        <w:tc>
-          <w:tcPr/>
-          <w:p>
-            <w:pPr>
-              <w:pStyle w:val="Compact"/>
-            </w:pPr>
-            <w:r>
-              <w:t xml:space="preserve">Build</w:t>
-            </w:r>
-          </w:p>
-        </w:tc>
-        <w:tc>
-          <w:tcPr/>
-          <w:p>
-            <w:pPr>
-              <w:pStyle w:val="Compact"/>
-            </w:pPr>
-            <w:r>
-              <w:t xml:space="preserve">python run.py (full load): 36 steps, 36 checks passed, 1,228 rows refused</w:t>
-            </w:r>
-          </w:p>
-        </w:tc>
-      </w:tr>
-      <w:tr>
-        <w:tc>
-          <w:tcPr/>
-          <w:p>
-            <w:pPr>
-              <w:pStyle w:val="Compact"/>
-            </w:pPr>
-            <w:r>
-              <w:t xml:space="preserve">Date</w:t>
-            </w:r>
-          </w:p>
-        </w:tc>
-        <w:tc>
-          <w:tcPr/>
-          <w:p>
-            <w:pPr>
-              <w:pStyle w:val="Compact"/>
-            </w:pPr>
-            <w:r>
-              <w:t xml:space="preserve">22 October 2026</w:t>
-            </w:r>
-          </w:p>
-        </w:tc>
-      </w:tr>
-    </w:tbl>
-    <w:bookmarkEnd w:id="11"/>
-    <w:bookmarkStart w:id="12" w:name="log-parser-pipelinelog_parser.py"/>
-    <w:p>
-      <w:pPr>
-        <w:pStyle w:val="Heading1"/>
-      </w:pPr>
       <w:r>
-        <w:t xml:space="preserve">Log parser (pipeline/log_parser.py)</w:t>
+        <w:tab/>
+      </w:r>
+      <w:r>
+        <w:t xml:space="preserve">Reading the log</w:t>
       </w:r>
     </w:p>
     <w:tbl>
@@ -689,6 +324,7 @@
           <w:p>
             <w:pPr>
               <w:pStyle w:val="Compact"/>
+              <w:keepNext/>
             </w:pPr>
             <w:r>
               <w:t xml:space="preserve">ID</w:t>
@@ -700,17 +336,19 @@
           <w:p>
             <w:pPr>
               <w:pStyle w:val="Compact"/>
-            </w:pPr>
-            <w:r>
-              <w:t xml:space="preserve">Test</w:t>
-            </w:r>
-          </w:p>
-        </w:tc>
-        <w:tc>
-          <w:tcPr/>
-          <w:p>
-            <w:pPr>
-              <w:pStyle w:val="Compact"/>
+              <w:keepNext/>
+            </w:pPr>
+            <w:r>
+              <w:t xml:space="preserve">What we test</w:t>
+            </w:r>
+          </w:p>
+        </w:tc>
+        <w:tc>
+          <w:tcPr/>
+          <w:p>
+            <w:pPr>
+              <w:pStyle w:val="Compact"/>
+              <w:keepNext/>
             </w:pPr>
             <w:r>
               <w:t xml:space="preserve">Input</w:t>
@@ -722,6 +360,7 @@
           <w:p>
             <w:pPr>
               <w:pStyle w:val="Compact"/>
+              <w:keepNext/>
             </w:pPr>
             <w:r>
               <w:t xml:space="preserve">Expected</w:t>
@@ -733,6 +372,7 @@
           <w:p>
             <w:pPr>
               <w:pStyle w:val="Compact"/>
+              <w:keepNext/>
             </w:pPr>
             <w:r>
               <w:t xml:space="preserve">Result</w:t>
@@ -759,29 +399,29 @@
               <w:pStyle w:val="Compact"/>
             </w:pPr>
             <w:r>
-              <w:t xml:space="preserve">test_good_log_line_gives_the_four_fields</w:t>
-            </w:r>
-          </w:p>
-        </w:tc>
-        <w:tc>
-          <w:tcPr/>
-          <w:p>
-            <w:pPr>
-              <w:pStyle w:val="Compact"/>
-            </w:pPr>
-            <w:r>
-              <w:t xml:space="preserve">A valid Apache combined line</w:t>
-            </w:r>
-          </w:p>
-        </w:tc>
-        <w:tc>
-          <w:tcPr/>
-          <w:p>
-            <w:pPr>
-              <w:pStyle w:val="Compact"/>
-            </w:pPr>
-            <w:r>
-              <w:t xml:space="preserve">IP 181.20.3.44, user user0007, time 2025-10-10T13:55:36-03:00, iPhone user agent</w:t>
+              <w:t xml:space="preserve">A good line gives its four parts</w:t>
+            </w:r>
+          </w:p>
+        </w:tc>
+        <w:tc>
+          <w:tcPr/>
+          <w:p>
+            <w:pPr>
+              <w:pStyle w:val="Compact"/>
+            </w:pPr>
+            <w:r>
+              <w:t xml:space="preserve">A normal log line</w:t>
+            </w:r>
+          </w:p>
+        </w:tc>
+        <w:tc>
+          <w:tcPr/>
+          <w:p>
+            <w:pPr>
+              <w:pStyle w:val="Compact"/>
+            </w:pPr>
+            <w:r>
+              <w:t xml:space="preserve">IP 181.20.3.44, user user0007, the time, an iPhone browser text</w:t>
             </w:r>
           </w:p>
         </w:tc>
@@ -816,29 +456,29 @@
               <w:pStyle w:val="Compact"/>
             </w:pPr>
             <w:r>
-              <w:t xml:space="preserve">test_cut_off_log_line_is_refused</w:t>
-            </w:r>
-          </w:p>
-        </w:tc>
-        <w:tc>
-          <w:tcPr/>
-          <w:p>
-            <w:pPr>
-              <w:pStyle w:val="Compact"/>
-            </w:pPr>
-            <w:r>
-              <w:t xml:space="preserve">The same line cut after 40 characters</w:t>
-            </w:r>
-          </w:p>
-        </w:tc>
-        <w:tc>
-          <w:tcPr/>
-          <w:p>
-            <w:pPr>
-              <w:pStyle w:val="Compact"/>
-            </w:pPr>
-            <w:r>
-              <w:t xml:space="preserve">None (refused)</w:t>
+              <w:t xml:space="preserve">A broken line is refused</w:t>
+            </w:r>
+          </w:p>
+        </w:tc>
+        <w:tc>
+          <w:tcPr/>
+          <w:p>
+            <w:pPr>
+              <w:pStyle w:val="Compact"/>
+            </w:pPr>
+            <w:r>
+              <w:t xml:space="preserve">The same line, cut after 40 characters</w:t>
+            </w:r>
+          </w:p>
+        </w:tc>
+        <w:tc>
+          <w:tcPr/>
+          <w:p>
+            <w:pPr>
+              <w:pStyle w:val="Compact"/>
+            </w:pPr>
+            <w:r>
+              <w:t xml:space="preserve">Refused</w:t>
             </w:r>
           </w:p>
         </w:tc>
@@ -873,29 +513,29 @@
               <w:pStyle w:val="Compact"/>
             </w:pPr>
             <w:r>
-              <w:t xml:space="preserve">test_log_line_with_impossible_date_is_refused</w:t>
-            </w:r>
-          </w:p>
-        </w:tc>
-        <w:tc>
-          <w:tcPr/>
-          <w:p>
-            <w:pPr>
-              <w:pStyle w:val="Compact"/>
-            </w:pPr>
-            <w:r>
-              <w:t xml:space="preserve">The line with the date 99/Oct/2025</w:t>
-            </w:r>
-          </w:p>
-        </w:tc>
-        <w:tc>
-          <w:tcPr/>
-          <w:p>
-            <w:pPr>
-              <w:pStyle w:val="Compact"/>
-            </w:pPr>
-            <w:r>
-              <w:t xml:space="preserve">None (refused)</w:t>
+              <w:t xml:space="preserve">A line with an impossible date is refused</w:t>
+            </w:r>
+          </w:p>
+        </w:tc>
+        <w:tc>
+          <w:tcPr/>
+          <w:p>
+            <w:pPr>
+              <w:pStyle w:val="Compact"/>
+            </w:pPr>
+            <w:r>
+              <w:t xml:space="preserve">The date 99/Oct/2025</w:t>
+            </w:r>
+          </w:p>
+        </w:tc>
+        <w:tc>
+          <w:tcPr/>
+          <w:p>
+            <w:pPr>
+              <w:pStyle w:val="Compact"/>
+            </w:pPr>
+            <w:r>
+              <w:t xml:space="preserve">Refused</w:t>
             </w:r>
           </w:p>
         </w:tc>
@@ -912,14 +552,23 @@
         </w:tc>
       </w:tr>
     </w:tbl>
-    <w:bookmarkEnd w:id="12"/>
-    <w:bookmarkStart w:id="13" w:name="staging-rules"/>
+    <w:bookmarkEnd w:id="11"/>
+    <w:bookmarkStart w:id="12" w:name="refuse-rules-staging"/>
     <w:p>
       <w:pPr>
         <w:pStyle w:val="Heading1"/>
       </w:pPr>
       <w:r>
-        <w:t xml:space="preserve">Staging rules</w:t>
+        <w:rPr>
+          <w:rStyle w:val="SectionNumber"/>
+        </w:rPr>
+        <w:t xml:space="preserve">4</w:t>
+      </w:r>
+      <w:r>
+        <w:tab/>
+      </w:r>
+      <w:r>
+        <w:t xml:space="preserve">Refuse rules (staging)</w:t>
       </w:r>
     </w:p>
     <w:p>
@@ -927,7 +576,7 @@
         <w:pStyle w:val="FirstParagraph"/>
       </w:pPr>
       <w:r>
-        <w:t xml:space="preserve">Each rule was tested with the rows the seed made wrong on purpose. Expected: the row is not in staging and is in etl.rejected_rows with this reason.</w:t>
+        <w:t xml:space="preserve">The test data has bad rows on purpose. For each rule we expect: the row is not in staging, and it is in etl.rejected_rows with the reason below.</w:t>
       </w:r>
     </w:p>
     <w:tbl>
@@ -938,12 +587,12 @@
         <w:tblLook w:firstRow="1" w:lastRow="0" w:firstColumn="0" w:lastColumn="0" w:noHBand="0" w:noVBand="0" w:val="0020"/>
       </w:tblPr>
       <w:tblGrid>
-        <w:gridCol w:w="527"/>
-        <w:gridCol w:w="1451"/>
-        <w:gridCol w:w="1451"/>
-        <w:gridCol w:w="1847"/>
-        <w:gridCol w:w="1847"/>
-        <w:gridCol w:w="791"/>
+        <w:gridCol w:w="671"/>
+        <w:gridCol w:w="1610"/>
+        <w:gridCol w:w="2147"/>
+        <w:gridCol w:w="2147"/>
+        <w:gridCol w:w="671"/>
+        <w:gridCol w:w="671"/>
       </w:tblGrid>
       <w:tr>
         <w:trPr>
@@ -954,6 +603,7 @@
           <w:p>
             <w:pPr>
               <w:pStyle w:val="Compact"/>
+              <w:keepNext/>
             </w:pPr>
             <w:r>
               <w:t xml:space="preserve">ID</w:t>
@@ -965,17 +615,19 @@
           <w:p>
             <w:pPr>
               <w:pStyle w:val="Compact"/>
-            </w:pPr>
-            <w:r>
-              <w:t xml:space="preserve">Step</w:t>
-            </w:r>
-          </w:p>
-        </w:tc>
-        <w:tc>
-          <w:tcPr/>
-          <w:p>
-            <w:pPr>
-              <w:pStyle w:val="Compact"/>
+              <w:keepNext/>
+            </w:pPr>
+            <w:r>
+              <w:t xml:space="preserve">Table</w:t>
+            </w:r>
+          </w:p>
+        </w:tc>
+        <w:tc>
+          <w:tcPr/>
+          <w:p>
+            <w:pPr>
+              <w:pStyle w:val="Compact"/>
+              <w:keepNext/>
             </w:pPr>
             <w:r>
               <w:t xml:space="preserve">Rule</w:t>
@@ -987,28 +639,31 @@
           <w:p>
             <w:pPr>
               <w:pStyle w:val="Compact"/>
-            </w:pPr>
-            <w:r>
-              <w:t xml:space="preserve">Planted bad data</w:t>
-            </w:r>
-          </w:p>
-        </w:tc>
-        <w:tc>
-          <w:tcPr/>
-          <w:p>
-            <w:pPr>
-              <w:pStyle w:val="Compact"/>
-            </w:pPr>
-            <w:r>
-              <w:t xml:space="preserve">Observed</w:t>
-            </w:r>
-          </w:p>
-        </w:tc>
-        <w:tc>
-          <w:tcPr/>
-          <w:p>
-            <w:pPr>
-              <w:pStyle w:val="Compact"/>
+              <w:keepNext/>
+            </w:pPr>
+            <w:r>
+              <w:t xml:space="preserve">Bad data planted</w:t>
+            </w:r>
+          </w:p>
+        </w:tc>
+        <w:tc>
+          <w:tcPr/>
+          <w:p>
+            <w:pPr>
+              <w:pStyle w:val="Compact"/>
+              <w:keepNext/>
+            </w:pPr>
+            <w:r>
+              <w:t xml:space="preserve">Refused</w:t>
+            </w:r>
+          </w:p>
+        </w:tc>
+        <w:tc>
+          <w:tcPr/>
+          <w:p>
+            <w:pPr>
+              <w:pStyle w:val="Compact"/>
+              <w:keepNext/>
             </w:pPr>
             <w:r>
               <w:t xml:space="preserve">Result</w:t>
@@ -1046,29 +701,29 @@
               <w:pStyle w:val="Compact"/>
             </w:pPr>
             <w:r>
-              <w:t xml:space="preserve">Log line not in Apache combined format</w:t>
-            </w:r>
-          </w:p>
-        </w:tc>
-        <w:tc>
-          <w:tcPr/>
-          <w:p>
-            <w:pPr>
-              <w:pStyle w:val="Compact"/>
-            </w:pPr>
-            <w:r>
-              <w:t xml:space="preserve">Every 100th line cut to 40 characters</w:t>
-            </w:r>
-          </w:p>
-        </w:tc>
-        <w:tc>
-          <w:tcPr/>
-          <w:p>
-            <w:pPr>
-              <w:pStyle w:val="Compact"/>
-            </w:pPr>
-            <w:r>
-              <w:t xml:space="preserve">'line is not in Apache combined format': 106 rows</w:t>
+              <w:t xml:space="preserve">The log line has the wrong format</w:t>
+            </w:r>
+          </w:p>
+        </w:tc>
+        <w:tc>
+          <w:tcPr/>
+          <w:p>
+            <w:pPr>
+              <w:pStyle w:val="Compact"/>
+            </w:pPr>
+            <w:r>
+              <w:t xml:space="preserve">Every 100th line is cut off</w:t>
+            </w:r>
+          </w:p>
+        </w:tc>
+        <w:tc>
+          <w:tcPr/>
+          <w:p>
+            <w:pPr>
+              <w:pStyle w:val="Compact"/>
+            </w:pPr>
+            <w:r>
+              <w:t xml:space="preserve">106</w:t>
             </w:r>
           </w:p>
         </w:tc>
@@ -1114,29 +769,29 @@
               <w:pStyle w:val="Compact"/>
             </w:pPr>
             <w:r>
-              <w:t xml:space="preserve">CUIT must be 11 digits</w:t>
-            </w:r>
-          </w:p>
-        </w:tc>
-        <w:tc>
-          <w:tcPr/>
-          <w:p>
-            <w:pPr>
-              <w:pStyle w:val="Compact"/>
-            </w:pPr>
-            <w:r>
-              <w:t xml:space="preserve">Company 30 has CUIT 30-30-X</w:t>
-            </w:r>
-          </w:p>
-        </w:tc>
-        <w:tc>
-          <w:tcPr/>
-          <w:p>
-            <w:pPr>
-              <w:pStyle w:val="Compact"/>
-            </w:pPr>
-            <w:r>
-              <w:t xml:space="preserve">'CUIT is not 11 digits': 1 row</w:t>
+              <w:t xml:space="preserve">The tax number is not 11 digits</w:t>
+            </w:r>
+          </w:p>
+        </w:tc>
+        <w:tc>
+          <w:tcPr/>
+          <w:p>
+            <w:pPr>
+              <w:pStyle w:val="Compact"/>
+            </w:pPr>
+            <w:r>
+              <w:t xml:space="preserve">Company 30 has 30-30-X</w:t>
+            </w:r>
+          </w:p>
+        </w:tc>
+        <w:tc>
+          <w:tcPr/>
+          <w:p>
+            <w:pPr>
+              <w:pStyle w:val="Compact"/>
+            </w:pPr>
+            <w:r>
+              <w:t xml:space="preserve">1</w:t>
             </w:r>
           </w:p>
         </w:tc>
@@ -1182,7 +837,7 @@
               <w:pStyle w:val="Compact"/>
             </w:pPr>
             <w:r>
-              <w:t xml:space="preserve">Document number required</w:t>
+              <w:t xml:space="preserve">The document number is missing</w:t>
             </w:r>
           </w:p>
         </w:tc>
@@ -1204,7 +859,7 @@
               <w:pStyle w:val="Compact"/>
             </w:pPr>
             <w:r>
-              <w:t xml:space="preserve">'document number is missing': 2 rows</w:t>
+              <w:t xml:space="preserve">2</w:t>
             </w:r>
           </w:p>
         </w:tc>
@@ -1250,29 +905,29 @@
               <w:pStyle w:val="Compact"/>
             </w:pPr>
             <w:r>
-              <w:t xml:space="preserve">Company must be accepted</w:t>
-            </w:r>
-          </w:p>
-        </w:tc>
-        <w:tc>
-          <w:tcPr/>
-          <w:p>
-            <w:pPr>
-              <w:pStyle w:val="Compact"/>
-            </w:pPr>
-            <w:r>
-              <w:t xml:space="preserve">Customers of company 30</w:t>
-            </w:r>
-          </w:p>
-        </w:tc>
-        <w:tc>
-          <w:tcPr/>
-          <w:p>
-            <w:pPr>
-              <w:pStyle w:val="Compact"/>
-            </w:pPr>
-            <w:r>
-              <w:t xml:space="preserve">'company was rejected': 5 rows</w:t>
+              <w:t xml:space="preserve">The company was refused</w:t>
+            </w:r>
+          </w:p>
+        </w:tc>
+        <w:tc>
+          <w:tcPr/>
+          <w:p>
+            <w:pPr>
+              <w:pStyle w:val="Compact"/>
+            </w:pPr>
+            <w:r>
+              <w:t xml:space="preserve">The customers of company 30</w:t>
+            </w:r>
+          </w:p>
+        </w:tc>
+        <w:tc>
+          <w:tcPr/>
+          <w:p>
+            <w:pPr>
+              <w:pStyle w:val="Compact"/>
+            </w:pPr>
+            <w:r>
+              <w:t xml:space="preserve">5</w:t>
             </w:r>
           </w:p>
         </w:tc>
@@ -1318,7 +973,7 @@
               <w:pStyle w:val="Compact"/>
             </w:pPr>
             <w:r>
-              <w:t xml:space="preserve">List price required</w:t>
+              <w:t xml:space="preserve">The list price is missing</w:t>
             </w:r>
           </w:p>
         </w:tc>
@@ -1340,7 +995,7 @@
               <w:pStyle w:val="Compact"/>
             </w:pPr>
             <w:r>
-              <w:t xml:space="preserve">'default price is missing': 1 row</w:t>
+              <w:t xml:space="preserve">1</w:t>
             </w:r>
           </w:p>
         </w:tc>
@@ -1386,7 +1041,7 @@
               <w:pStyle w:val="Compact"/>
             </w:pPr>
             <w:r>
-              <w:t xml:space="preserve">List price above zero</w:t>
+              <w:t xml:space="preserve">The list price is not above zero</w:t>
             </w:r>
           </w:p>
         </w:tc>
@@ -1408,7 +1063,7 @@
               <w:pStyle w:val="Compact"/>
             </w:pPr>
             <w:r>
-              <w:t xml:space="preserve">'default price is not above zero': 2 rows</w:t>
+              <w:t xml:space="preserve">2</w:t>
             </w:r>
           </w:p>
         </w:tc>
@@ -1454,29 +1109,29 @@
               <w:pStyle w:val="Compact"/>
             </w:pPr>
             <w:r>
-              <w:t xml:space="preserve">Price above zero</w:t>
-            </w:r>
-          </w:p>
-        </w:tc>
-        <w:tc>
-          <w:tcPr/>
-          <w:p>
-            <w:pPr>
-              <w:pStyle w:val="Compact"/>
-            </w:pPr>
-            <w:r>
-              <w:t xml:space="preserve">Every 100th catalog price is 0</w:t>
-            </w:r>
-          </w:p>
-        </w:tc>
-        <w:tc>
-          <w:tcPr/>
-          <w:p>
-            <w:pPr>
-              <w:pStyle w:val="Compact"/>
-            </w:pPr>
-            <w:r>
-              <w:t xml:space="preserve">'price is not above zero': 4 rows</w:t>
+              <w:t xml:space="preserve">The price is not above zero</w:t>
+            </w:r>
+          </w:p>
+        </w:tc>
+        <w:tc>
+          <w:tcPr/>
+          <w:p>
+            <w:pPr>
+              <w:pStyle w:val="Compact"/>
+            </w:pPr>
+            <w:r>
+              <w:t xml:space="preserve">Every 100th price is 0</w:t>
+            </w:r>
+          </w:p>
+        </w:tc>
+        <w:tc>
+          <w:tcPr/>
+          <w:p>
+            <w:pPr>
+              <w:pStyle w:val="Compact"/>
+            </w:pPr>
+            <w:r>
+              <w:t xml:space="preserve">4</w:t>
             </w:r>
           </w:p>
         </w:tc>
@@ -1522,29 +1177,29 @@
               <w:pStyle w:val="Compact"/>
             </w:pPr>
             <w:r>
-              <w:t xml:space="preserve">Company must be accepted</w:t>
-            </w:r>
-          </w:p>
-        </w:tc>
-        <w:tc>
-          <w:tcPr/>
-          <w:p>
-            <w:pPr>
-              <w:pStyle w:val="Compact"/>
-            </w:pPr>
-            <w:r>
-              <w:t xml:space="preserve">Price list of company 30</w:t>
-            </w:r>
-          </w:p>
-        </w:tc>
-        <w:tc>
-          <w:tcPr/>
-          <w:p>
-            <w:pPr>
-              <w:pStyle w:val="Compact"/>
-            </w:pPr>
-            <w:r>
-              <w:t xml:space="preserve">'company was rejected': 15 rows</w:t>
+              <w:t xml:space="preserve">The company was refused</w:t>
+            </w:r>
+          </w:p>
+        </w:tc>
+        <w:tc>
+          <w:tcPr/>
+          <w:p>
+            <w:pPr>
+              <w:pStyle w:val="Compact"/>
+            </w:pPr>
+            <w:r>
+              <w:t xml:space="preserve">The price list of company 30</w:t>
+            </w:r>
+          </w:p>
+        </w:tc>
+        <w:tc>
+          <w:tcPr/>
+          <w:p>
+            <w:pPr>
+              <w:pStyle w:val="Compact"/>
+            </w:pPr>
+            <w:r>
+              <w:t xml:space="preserve">15</w:t>
             </w:r>
           </w:p>
         </w:tc>
@@ -1590,29 +1245,29 @@
               <w:pStyle w:val="Compact"/>
             </w:pPr>
             <w:r>
-              <w:t xml:space="preserve">Product must be accepted</w:t>
-            </w:r>
-          </w:p>
-        </w:tc>
-        <w:tc>
-          <w:tcPr/>
-          <w:p>
-            <w:pPr>
-              <w:pStyle w:val="Compact"/>
-            </w:pPr>
-            <w:r>
-              <w:t xml:space="preserve">Entries of products 20, 40, 60</w:t>
-            </w:r>
-          </w:p>
-        </w:tc>
-        <w:tc>
-          <w:tcPr/>
-          <w:p>
-            <w:pPr>
-              <w:pStyle w:val="Compact"/>
-            </w:pPr>
-            <w:r>
-              <w:t xml:space="preserve">'product was rejected': 23 rows</w:t>
+              <w:t xml:space="preserve">The product was refused</w:t>
+            </w:r>
+          </w:p>
+        </w:tc>
+        <w:tc>
+          <w:tcPr/>
+          <w:p>
+            <w:pPr>
+              <w:pStyle w:val="Compact"/>
+            </w:pPr>
+            <w:r>
+              <w:t xml:space="preserve">Products 20, 40 and 60</w:t>
+            </w:r>
+          </w:p>
+        </w:tc>
+        <w:tc>
+          <w:tcPr/>
+          <w:p>
+            <w:pPr>
+              <w:pStyle w:val="Compact"/>
+            </w:pPr>
+            <w:r>
+              <w:t xml:space="preserve">23</w:t>
             </w:r>
           </w:p>
         </w:tc>
@@ -1658,7 +1313,7 @@
               <w:pStyle w:val="Compact"/>
             </w:pPr>
             <w:r>
-              <w:t xml:space="preserve">Order date required</w:t>
+              <w:t xml:space="preserve">The order date is missing</w:t>
             </w:r>
           </w:p>
         </w:tc>
@@ -1680,7 +1335,7 @@
               <w:pStyle w:val="Compact"/>
             </w:pPr>
             <w:r>
-              <w:t xml:space="preserve">'order date is missing': 12 rows</w:t>
+              <w:t xml:space="preserve">12</w:t>
             </w:r>
           </w:p>
         </w:tc>
@@ -1726,29 +1381,29 @@
               <w:pStyle w:val="Compact"/>
             </w:pPr>
             <w:r>
-              <w:t xml:space="preserve">Order date not in the future</w:t>
-            </w:r>
-          </w:p>
-        </w:tc>
-        <w:tc>
-          <w:tcPr/>
-          <w:p>
-            <w:pPr>
-              <w:pStyle w:val="Compact"/>
-            </w:pPr>
-            <w:r>
-              <w:t xml:space="preserve">Every 100th + 50 order</w:t>
-            </w:r>
-          </w:p>
-        </w:tc>
-        <w:tc>
-          <w:tcPr/>
-          <w:p>
-            <w:pPr>
-              <w:pStyle w:val="Compact"/>
-            </w:pPr>
-            <w:r>
-              <w:t xml:space="preserve">'order date is in the future': 12 rows</w:t>
+              <w:t xml:space="preserve">The order date is in the future</w:t>
+            </w:r>
+          </w:p>
+        </w:tc>
+        <w:tc>
+          <w:tcPr/>
+          <w:p>
+            <w:pPr>
+              <w:pStyle w:val="Compact"/>
+            </w:pPr>
+            <w:r>
+              <w:t xml:space="preserve">Every 100th order + 50</w:t>
+            </w:r>
+          </w:p>
+        </w:tc>
+        <w:tc>
+          <w:tcPr/>
+          <w:p>
+            <w:pPr>
+              <w:pStyle w:val="Compact"/>
+            </w:pPr>
+            <w:r>
+              <w:t xml:space="preserve">12</w:t>
             </w:r>
           </w:p>
         </w:tc>
@@ -1794,29 +1449,29 @@
               <w:pStyle w:val="Compact"/>
             </w:pPr>
             <w:r>
-              <w:t xml:space="preserve">Company must be accepted</w:t>
-            </w:r>
-          </w:p>
-        </w:tc>
-        <w:tc>
-          <w:tcPr/>
-          <w:p>
-            <w:pPr>
-              <w:pStyle w:val="Compact"/>
-            </w:pPr>
-            <w:r>
-              <w:t xml:space="preserve">Orders of company 30</w:t>
-            </w:r>
-          </w:p>
-        </w:tc>
-        <w:tc>
-          <w:tcPr/>
-          <w:p>
-            <w:pPr>
-              <w:pStyle w:val="Compact"/>
-            </w:pPr>
-            <w:r>
-              <w:t xml:space="preserve">'company was rejected': 46 rows</w:t>
+              <w:t xml:space="preserve">The company was refused</w:t>
+            </w:r>
+          </w:p>
+        </w:tc>
+        <w:tc>
+          <w:tcPr/>
+          <w:p>
+            <w:pPr>
+              <w:pStyle w:val="Compact"/>
+            </w:pPr>
+            <w:r>
+              <w:t xml:space="preserve">The orders of company 30</w:t>
+            </w:r>
+          </w:p>
+        </w:tc>
+        <w:tc>
+          <w:tcPr/>
+          <w:p>
+            <w:pPr>
+              <w:pStyle w:val="Compact"/>
+            </w:pPr>
+            <w:r>
+              <w:t xml:space="preserve">46</w:t>
             </w:r>
           </w:p>
         </w:tc>
@@ -1862,7 +1517,7 @@
               <w:pStyle w:val="Compact"/>
             </w:pPr>
             <w:r>
-              <w:t xml:space="preserve">End customer must be accepted</w:t>
+              <w:t xml:space="preserve">The end customer was refused</w:t>
             </w:r>
           </w:p>
         </w:tc>
@@ -1884,7 +1539,7 @@
               <w:pStyle w:val="Compact"/>
             </w:pPr>
             <w:r>
-              <w:t xml:space="preserve">'end customer was rejected': 14 rows</w:t>
+              <w:t xml:space="preserve">14</w:t>
             </w:r>
           </w:p>
         </w:tc>
@@ -1930,29 +1585,29 @@
               <w:pStyle w:val="Compact"/>
             </w:pPr>
             <w:r>
-              <w:t xml:space="preserve">Quantity above zero</w:t>
-            </w:r>
-          </w:p>
-        </w:tc>
-        <w:tc>
-          <w:tcPr/>
-          <w:p>
-            <w:pPr>
-              <w:pStyle w:val="Compact"/>
-            </w:pPr>
-            <w:r>
-              <w:t xml:space="preserve">Every 100th line has quantity 0</w:t>
-            </w:r>
-          </w:p>
-        </w:tc>
-        <w:tc>
-          <w:tcPr/>
-          <w:p>
-            <w:pPr>
-              <w:pStyle w:val="Compact"/>
-            </w:pPr>
-            <w:r>
-              <w:t xml:space="preserve">'quantity is not above zero': 30 rows</w:t>
+              <w:t xml:space="preserve">The quantity is not above zero</w:t>
+            </w:r>
+          </w:p>
+        </w:tc>
+        <w:tc>
+          <w:tcPr/>
+          <w:p>
+            <w:pPr>
+              <w:pStyle w:val="Compact"/>
+            </w:pPr>
+            <w:r>
+              <w:t xml:space="preserve">Every 100th line has 0</w:t>
+            </w:r>
+          </w:p>
+        </w:tc>
+        <w:tc>
+          <w:tcPr/>
+          <w:p>
+            <w:pPr>
+              <w:pStyle w:val="Compact"/>
+            </w:pPr>
+            <w:r>
+              <w:t xml:space="preserve">30</w:t>
             </w:r>
           </w:p>
         </w:tc>
@@ -1998,29 +1653,29 @@
               <w:pStyle w:val="Compact"/>
             </w:pPr>
             <w:r>
-              <w:t xml:space="preserve">Unit price above zero</w:t>
-            </w:r>
-          </w:p>
-        </w:tc>
-        <w:tc>
-          <w:tcPr/>
-          <w:p>
-            <w:pPr>
-              <w:pStyle w:val="Compact"/>
-            </w:pPr>
-            <w:r>
-              <w:t xml:space="preserve">Lines without price, or priced from a zero catalog price</w:t>
-            </w:r>
-          </w:p>
-        </w:tc>
-        <w:tc>
-          <w:tcPr/>
-          <w:p>
-            <w:pPr>
-              <w:pStyle w:val="Compact"/>
-            </w:pPr>
-            <w:r>
-              <w:t xml:space="preserve">'unit price is not above zero': 63 rows</w:t>
+              <w:t xml:space="preserve">The price is not above zero</w:t>
+            </w:r>
+          </w:p>
+        </w:tc>
+        <w:tc>
+          <w:tcPr/>
+          <w:p>
+            <w:pPr>
+              <w:pStyle w:val="Compact"/>
+            </w:pPr>
+            <w:r>
+              <w:t xml:space="preserve">Lines with no price, or a zero price</w:t>
+            </w:r>
+          </w:p>
+        </w:tc>
+        <w:tc>
+          <w:tcPr/>
+          <w:p>
+            <w:pPr>
+              <w:pStyle w:val="Compact"/>
+            </w:pPr>
+            <w:r>
+              <w:t xml:space="preserve">63</w:t>
             </w:r>
           </w:p>
         </w:tc>
@@ -2066,7 +1721,7 @@
               <w:pStyle w:val="Compact"/>
             </w:pPr>
             <w:r>
-              <w:t xml:space="preserve">Order must be accepted</w:t>
+              <w:t xml:space="preserve">The order was refused</w:t>
             </w:r>
           </w:p>
         </w:tc>
@@ -2088,7 +1743,7 @@
               <w:pStyle w:val="Compact"/>
             </w:pPr>
             <w:r>
-              <w:t xml:space="preserve">'order was rejected': 203 rows</w:t>
+              <w:t xml:space="preserve">203</w:t>
             </w:r>
           </w:p>
         </w:tc>
@@ -2134,7 +1789,7 @@
               <w:pStyle w:val="Compact"/>
             </w:pPr>
             <w:r>
-              <w:t xml:space="preserve">Product must be accepted</w:t>
+              <w:t xml:space="preserve">The product was refused</w:t>
             </w:r>
           </w:p>
         </w:tc>
@@ -2156,7 +1811,7 @@
               <w:pStyle w:val="Compact"/>
             </w:pPr>
             <w:r>
-              <w:t xml:space="preserve">'product was rejected': 164 rows</w:t>
+              <w:t xml:space="preserve">164</w:t>
             </w:r>
           </w:p>
         </w:tc>
@@ -2202,7 +1857,7 @@
               <w:pStyle w:val="Compact"/>
             </w:pPr>
             <w:r>
-              <w:t xml:space="preserve">Username must exist</w:t>
+              <w:t xml:space="preserve">The username does not exist</w:t>
             </w:r>
           </w:p>
         </w:tc>
@@ -2224,7 +1879,7 @@
               <w:pStyle w:val="Compact"/>
             </w:pPr>
             <w:r>
-              <w:t xml:space="preserve">'username does not exist': 202 rows</w:t>
+              <w:t xml:space="preserve">202</w:t>
             </w:r>
           </w:p>
         </w:tc>
@@ -2270,7 +1925,7 @@
               <w:pStyle w:val="Compact"/>
             </w:pPr>
             <w:r>
-              <w:t xml:space="preserve">Company must be accepted</w:t>
+              <w:t xml:space="preserve">The company was refused</w:t>
             </w:r>
           </w:p>
         </w:tc>
@@ -2292,7 +1947,7 @@
               <w:pStyle w:val="Compact"/>
             </w:pPr>
             <w:r>
-              <w:t xml:space="preserve">'company was rejected': 323 rows</w:t>
+              <w:t xml:space="preserve">323</w:t>
             </w:r>
           </w:p>
         </w:tc>
@@ -2314,512 +1969,34 @@
         <w:pStyle w:val="BodyText"/>
       </w:pPr>
       <w:r>
-        <w:t xml:space="preserve">Two rules had nothing to refuse in this data, which is the expected result: stg_suppliers (company was rejected) and stg_products (supplier was rejected), because company 30 is not a supplier. Good rows were accepted: for example 1,116 of 1,200 orders and 9,013 log lines reached staging. Anonymous log lines (username '-') are left out on purpose and are not counted as refused.</w:t>
+        <w:t xml:space="preserve">Two more rules had nothing to catch, as expected: "the company was refused" for suppliers and "the supplier was refused" for products. Company 30 is the only refused company, and it is not a supplier.</w:t>
       </w:r>
     </w:p>
-    <w:bookmarkEnd w:id="13"/>
-    <w:bookmarkStart w:id="14" w:name="dimension-and-fact-rules"/>
+    <w:p>
+      <w:pPr>
+        <w:pStyle w:val="BodyText"/>
+      </w:pPr>
+      <w:r>
+        <w:t xml:space="preserve">Good rows were kept: for example 1,116 of 1,200 orders reached staging.</w:t>
+      </w:r>
+    </w:p>
+    <w:bookmarkEnd w:id="12"/>
+    <w:bookmarkStart w:id="13" w:name="warehouse-rules"/>
     <w:p>
       <w:pPr>
         <w:pStyle w:val="Heading1"/>
       </w:pPr>
       <w:r>
-        <w:t xml:space="preserve">Dimension and fact rules</w:t>
+        <w:rPr>
+          <w:rStyle w:val="SectionNumber"/>
+        </w:rPr>
+        <w:t xml:space="preserve">5</w:t>
       </w:r>
-    </w:p>
-    <w:tbl>
-      <w:tblPr>
-        <w:tblStyle w:val="Table"/>
-        <w:tblW w:type="pct" w:w="5000"/>
-        <w:tblLayout w:type="fixed"/>
-        <w:tblLook w:firstRow="1" w:lastRow="0" w:firstColumn="0" w:lastColumn="0" w:noHBand="0" w:noVBand="0" w:val="0020"/>
-      </w:tblPr>
-      <w:tblGrid>
-        <w:gridCol w:w="649"/>
-        <w:gridCol w:w="4414"/>
-        <w:gridCol w:w="2207"/>
-        <w:gridCol w:w="649"/>
-      </w:tblGrid>
-      <w:tr>
-        <w:trPr>
-          <w:tblHeader w:val="on"/>
-        </w:trPr>
-        <w:tc>
-          <w:tcPr/>
-          <w:p>
-            <w:pPr>
-              <w:pStyle w:val="Compact"/>
-            </w:pPr>
-            <w:r>
-              <w:t xml:space="preserve">ID</w:t>
-            </w:r>
-          </w:p>
-        </w:tc>
-        <w:tc>
-          <w:tcPr/>
-          <w:p>
-            <w:pPr>
-              <w:pStyle w:val="Compact"/>
-            </w:pPr>
-            <w:r>
-              <w:t xml:space="preserve">Rule</w:t>
-            </w:r>
-          </w:p>
-        </w:tc>
-        <w:tc>
-          <w:tcPr/>
-          <w:p>
-            <w:pPr>
-              <w:pStyle w:val="Compact"/>
-            </w:pPr>
-            <w:r>
-              <w:t xml:space="preserve">Result</w:t>
-            </w:r>
-          </w:p>
-        </w:tc>
-        <w:tc>
-          <w:tcPr/>
-          <w:p>
-            <w:pPr>
-              <w:pStyle w:val="Compact"/>
-            </w:pPr>
-            <w:r>
-              <w:t xml:space="preserve">Status</w:t>
-            </w:r>
-          </w:p>
-        </w:tc>
-      </w:tr>
-      <w:tr>
-        <w:tc>
-          <w:tcPr/>
-          <w:p>
-            <w:pPr>
-              <w:pStyle w:val="Compact"/>
-            </w:pPr>
-            <w:r>
-              <w:t xml:space="preserve">UT-23</w:t>
-            </w:r>
-          </w:p>
-        </w:tc>
-        <w:tc>
-          <w:tcPr/>
-          <w:p>
-            <w:pPr>
-              <w:pStyle w:val="Compact"/>
-            </w:pPr>
-            <w:r>
-              <w:t xml:space="preserve">dim_date covers 2020-01-01 to 2030-12-31, one row per day</w:t>
-            </w:r>
-          </w:p>
-        </w:tc>
-        <w:tc>
-          <w:tcPr/>
-          <w:p>
-            <w:pPr>
-              <w:pStyle w:val="Compact"/>
-            </w:pPr>
-            <w:r>
-              <w:t xml:space="preserve">4,018 rows, 2020-01-01 to 2030-12-31</w:t>
-            </w:r>
-          </w:p>
-        </w:tc>
-        <w:tc>
-          <w:tcPr/>
-          <w:p>
-            <w:pPr>
-              <w:pStyle w:val="Compact"/>
-            </w:pPr>
-            <w:r>
-              <w:t xml:space="preserve">Pass</w:t>
-            </w:r>
-          </w:p>
-        </w:tc>
-      </w:tr>
-      <w:tr>
-        <w:tc>
-          <w:tcPr/>
-          <w:p>
-            <w:pPr>
-              <w:pStyle w:val="Compact"/>
-            </w:pPr>
-            <w:r>
-              <w:t xml:space="preserve">UT-24</w:t>
-            </w:r>
-          </w:p>
-        </w:tc>
-        <w:tc>
-          <w:tcPr/>
-          <w:p>
-            <w:pPr>
-              <w:pStyle w:val="Compact"/>
-            </w:pPr>
-            <w:r>
-              <w:t xml:space="preserve">dim_country holds the lookup countries plus XX Unknown</w:t>
-            </w:r>
-          </w:p>
-        </w:tc>
-        <w:tc>
-          <w:tcPr/>
-          <w:p>
-            <w:pPr>
-              <w:pStyle w:val="Compact"/>
-            </w:pPr>
-            <w:r>
-              <w:t xml:space="preserve">11 rows including XX</w:t>
-            </w:r>
-          </w:p>
-        </w:tc>
-        <w:tc>
-          <w:tcPr/>
-          <w:p>
-            <w:pPr>
-              <w:pStyle w:val="Compact"/>
-            </w:pPr>
-            <w:r>
-              <w:t xml:space="preserve">Pass</w:t>
-            </w:r>
-          </w:p>
-        </w:tc>
-      </w:tr>
-      <w:tr>
-        <w:tc>
-          <w:tcPr/>
-          <w:p>
-            <w:pPr>
-              <w:pStyle w:val="Compact"/>
-            </w:pPr>
-            <w:r>
-              <w:t xml:space="preserve">UT-25</w:t>
-            </w:r>
-          </w:p>
-        </w:tc>
-        <w:tc>
-          <w:tcPr/>
-          <w:p>
-            <w:pPr>
-              <w:pStyle w:val="Compact"/>
-            </w:pPr>
-            <w:r>
-              <w:t xml:space="preserve">dim_device holds each device kind once</w:t>
-            </w:r>
-          </w:p>
-        </w:tc>
-        <w:tc>
-          <w:tcPr/>
-          <w:p>
-            <w:pPr>
-              <w:pStyle w:val="Compact"/>
-            </w:pPr>
-            <w:r>
-              <w:t xml:space="preserve">8 rows: Android Phone, Android Tablet, iPad, iPhone, Linux PC, Mac, Other, Windows PC</w:t>
-            </w:r>
-          </w:p>
-        </w:tc>
-        <w:tc>
-          <w:tcPr/>
-          <w:p>
-            <w:pPr>
-              <w:pStyle w:val="Compact"/>
-            </w:pPr>
-            <w:r>
-              <w:t xml:space="preserve">Pass</w:t>
-            </w:r>
-          </w:p>
-        </w:tc>
-      </w:tr>
-      <w:tr>
-        <w:tc>
-          <w:tcPr/>
-          <w:p>
-            <w:pPr>
-              <w:pStyle w:val="Compact"/>
-            </w:pPr>
-            <w:r>
-              <w:t xml:space="preserve">UT-26</w:t>
-            </w:r>
-          </w:p>
-        </w:tc>
-        <w:tc>
-          <w:tcPr/>
-          <w:p>
-            <w:pPr>
-              <w:pStyle w:val="Compact"/>
-            </w:pPr>
-            <w:r>
-              <w:t xml:space="preserve">Each company, product and end customer has exactly one current version and no overlapping versions (test_every_dimension_with_history_has_one_current_version_and_no_overlapping_versions)</w:t>
-            </w:r>
-          </w:p>
-        </w:tc>
-        <w:tc>
-          <w:tcPr/>
-          <w:p>
-            <w:pPr>
-              <w:pStyle w:val="Compact"/>
-            </w:pPr>
-            <w:r>
-              <w:t xml:space="preserve">0 wrong</w:t>
-            </w:r>
-          </w:p>
-        </w:tc>
-        <w:tc>
-          <w:tcPr/>
-          <w:p>
-            <w:pPr>
-              <w:pStyle w:val="Compact"/>
-            </w:pPr>
-            <w:r>
-              <w:t xml:space="preserve">Pass</w:t>
-            </w:r>
-          </w:p>
-        </w:tc>
-      </w:tr>
-      <w:tr>
-        <w:tc>
-          <w:tcPr/>
-          <w:p>
-            <w:pPr>
-              <w:pStyle w:val="Compact"/>
-            </w:pPr>
-            <w:r>
-              <w:t xml:space="preserve">UT-27</w:t>
-            </w:r>
-          </w:p>
-        </w:tc>
-        <w:tc>
-          <w:tcPr/>
-          <w:p>
-            <w:pPr>
-              <w:pStyle w:val="Compact"/>
-            </w:pPr>
-            <w:r>
-              <w:t xml:space="preserve">Every sale and login points to the dimension versions valid on its day (test_every_sale_and_login_points_to_the_versions_of_its_day)</w:t>
-            </w:r>
-          </w:p>
-        </w:tc>
-        <w:tc>
-          <w:tcPr/>
-          <w:p>
-            <w:pPr>
-              <w:pStyle w:val="Compact"/>
-            </w:pPr>
-            <w:r>
-              <w:t xml:space="preserve">0 wrong</w:t>
-            </w:r>
-          </w:p>
-        </w:tc>
-        <w:tc>
-          <w:tcPr/>
-          <w:p>
-            <w:pPr>
-              <w:pStyle w:val="Compact"/>
-            </w:pPr>
-            <w:r>
-              <w:t xml:space="preserve">Pass</w:t>
-            </w:r>
-          </w:p>
-        </w:tc>
-      </w:tr>
-      <w:tr>
-        <w:tc>
-          <w:tcPr/>
-          <w:p>
-            <w:pPr>
-              <w:pStyle w:val="Compact"/>
-            </w:pPr>
-            <w:r>
-              <w:t xml:space="preserve">UT-28</w:t>
-            </w:r>
-          </w:p>
-        </w:tc>
-        <w:tc>
-          <w:tcPr/>
-          <w:p>
-            <w:pPr>
-              <w:pStyle w:val="Compact"/>
-            </w:pPr>
-            <w:r>
-              <w:t xml:space="preserve">A visit of many log lines counts as one login (test_a_visit_of_many_log_lines_counts_as_one_login)</w:t>
-            </w:r>
-          </w:p>
-        </w:tc>
-        <w:tc>
-          <w:tcPr/>
-          <w:p>
-            <w:pPr>
-              <w:pStyle w:val="Compact"/>
-            </w:pPr>
-            <w:r>
-              <w:t xml:space="preserve">2,548 logins from 9,013 lines</w:t>
-            </w:r>
-          </w:p>
-        </w:tc>
-        <w:tc>
-          <w:tcPr/>
-          <w:p>
-            <w:pPr>
-              <w:pStyle w:val="Compact"/>
-            </w:pPr>
-            <w:r>
-              <w:t xml:space="preserve">Pass</w:t>
-            </w:r>
-          </w:p>
-        </w:tc>
-      </w:tr>
-      <w:tr>
-        <w:tc>
-          <w:tcPr/>
-          <w:p>
-            <w:pPr>
-              <w:pStyle w:val="Compact"/>
-            </w:pPr>
-            <w:r>
-              <w:t xml:space="preserve">UT-29</w:t>
-            </w:r>
-          </w:p>
-        </w:tc>
-        <w:tc>
-          <w:tcPr/>
-          <w:p>
-            <w:pPr>
-              <w:pStyle w:val="Compact"/>
-            </w:pPr>
-            <w:r>
-              <w:t xml:space="preserve">The same user never has two logins less than 30 minutes apart (test_the_same_user_never_has_two_logins_less_than_30_minutes_apart)</w:t>
-            </w:r>
-          </w:p>
-        </w:tc>
-        <w:tc>
-          <w:tcPr/>
-          <w:p>
-            <w:pPr>
-              <w:pStyle w:val="Compact"/>
-            </w:pPr>
-            <w:r>
-              <w:t xml:space="preserve">0 found</w:t>
-            </w:r>
-          </w:p>
-        </w:tc>
-        <w:tc>
-          <w:tcPr/>
-          <w:p>
-            <w:pPr>
-              <w:pStyle w:val="Compact"/>
-            </w:pPr>
-            <w:r>
-              <w:t xml:space="preserve">Pass</w:t>
-            </w:r>
-          </w:p>
-        </w:tc>
-      </w:tr>
-      <w:tr>
-        <w:tc>
-          <w:tcPr/>
-          <w:p>
-            <w:pPr>
-              <w:pStyle w:val="Compact"/>
-            </w:pPr>
-            <w:r>
-              <w:t xml:space="preserve">UT-30</w:t>
-            </w:r>
-          </w:p>
-        </w:tc>
-        <w:tc>
-          <w:tcPr/>
-          <w:p>
-            <w:pPr>
-              <w:pStyle w:val="Compact"/>
-            </w:pPr>
-            <w:r>
-              <w:t xml:space="preserve">Every accepted order line reaches fact_sales (no_row_lost)</w:t>
-            </w:r>
-          </w:p>
-        </w:tc>
-        <w:tc>
-          <w:tcPr/>
-          <w:p>
-            <w:pPr>
-              <w:pStyle w:val="Compact"/>
-            </w:pPr>
-            <w:r>
-              <w:t xml:space="preserve">2,567 lines = 2,567 fact rows</w:t>
-            </w:r>
-          </w:p>
-        </w:tc>
-        <w:tc>
-          <w:tcPr/>
-          <w:p>
-            <w:pPr>
-              <w:pStyle w:val="Compact"/>
-            </w:pPr>
-            <w:r>
-              <w:t xml:space="preserve">Pass</w:t>
-            </w:r>
-          </w:p>
-        </w:tc>
-      </w:tr>
-      <w:tr>
-        <w:tc>
-          <w:tcPr/>
-          <w:p>
-            <w:pPr>
-              <w:pStyle w:val="Compact"/>
-            </w:pPr>
-            <w:r>
-              <w:t xml:space="preserve">UT-31</w:t>
-            </w:r>
-          </w:p>
-        </w:tc>
-        <w:tc>
-          <w:tcPr/>
-          <w:p>
-            <w:pPr>
-              <w:pStyle w:val="Compact"/>
-            </w:pPr>
-            <w:r>
-              <w:t xml:space="preserve">amount = quantity x unit_price and is above zero (null_checks)</w:t>
-            </w:r>
-          </w:p>
-        </w:tc>
-        <w:tc>
-          <w:tcPr/>
-          <w:p>
-            <w:pPr>
-              <w:pStyle w:val="Compact"/>
-            </w:pPr>
-            <w:r>
-              <w:t xml:space="preserve">0 wrong</w:t>
-            </w:r>
-          </w:p>
-        </w:tc>
-        <w:tc>
-          <w:tcPr/>
-          <w:p>
-            <w:pPr>
-              <w:pStyle w:val="Compact"/>
-            </w:pPr>
-            <w:r>
-              <w:t xml:space="preserve">Pass</w:t>
-            </w:r>
-          </w:p>
-        </w:tc>
-      </w:tr>
-    </w:tbl>
-    <w:bookmarkEnd w:id="14"/>
-    <w:bookmarkStart w:id="15" w:name="data-quality-checks"/>
-    <w:p>
-      <w:pPr>
-        <w:pStyle w:val="Heading1"/>
-      </w:pPr>
       <w:r>
-        <w:t xml:space="preserve">Data quality checks</w:t>
+        <w:tab/>
       </w:r>
-    </w:p>
-    <w:p>
-      <w:pPr>
-        <w:pStyle w:val="FirstParagraph"/>
-      </w:pPr>
       <w:r>
-        <w:t xml:space="preserve">Each check must find 0 bad rows; the run stops otherwise.</w:t>
+        <w:t xml:space="preserve">Warehouse rules</w:t>
       </w:r>
     </w:p>
     <w:tbl>
@@ -2831,9 +2008,8 @@
       </w:tblPr>
       <w:tblGrid>
         <w:gridCol w:w="660"/>
-        <w:gridCol w:w="1584"/>
-        <w:gridCol w:w="4356"/>
-        <w:gridCol w:w="660"/>
+        <w:gridCol w:w="4752"/>
+        <w:gridCol w:w="1848"/>
         <w:gridCol w:w="660"/>
       </w:tblGrid>
       <w:tr>
@@ -2845,6 +2021,7 @@
           <w:p>
             <w:pPr>
               <w:pStyle w:val="Compact"/>
+              <w:keepNext/>
             </w:pPr>
             <w:r>
               <w:t xml:space="preserve">ID</w:t>
@@ -2856,39 +2033,31 @@
           <w:p>
             <w:pPr>
               <w:pStyle w:val="Compact"/>
-            </w:pPr>
-            <w:r>
-              <w:t xml:space="preserve">File</w:t>
-            </w:r>
-          </w:p>
-        </w:tc>
-        <w:tc>
-          <w:tcPr/>
-          <w:p>
-            <w:pPr>
-              <w:pStyle w:val="Compact"/>
-            </w:pPr>
-            <w:r>
-              <w:t xml:space="preserve">Check</w:t>
-            </w:r>
-          </w:p>
-        </w:tc>
-        <w:tc>
-          <w:tcPr/>
-          <w:p>
-            <w:pPr>
-              <w:pStyle w:val="Compact"/>
-            </w:pPr>
-            <w:r>
-              <w:t xml:space="preserve">Bad rows</w:t>
-            </w:r>
-          </w:p>
-        </w:tc>
-        <w:tc>
-          <w:tcPr/>
-          <w:p>
-            <w:pPr>
-              <w:pStyle w:val="Compact"/>
+              <w:keepNext/>
+            </w:pPr>
+            <w:r>
+              <w:t xml:space="preserve">Rule</w:t>
+            </w:r>
+          </w:p>
+        </w:tc>
+        <w:tc>
+          <w:tcPr/>
+          <w:p>
+            <w:pPr>
+              <w:pStyle w:val="Compact"/>
+              <w:keepNext/>
+            </w:pPr>
+            <w:r>
+              <w:t xml:space="preserve">Found</w:t>
+            </w:r>
+          </w:p>
+        </w:tc>
+        <w:tc>
+          <w:tcPr/>
+          <w:p>
+            <w:pPr>
+              <w:pStyle w:val="Compact"/>
+              <w:keepNext/>
             </w:pPr>
             <w:r>
               <w:t xml:space="preserve">Result</w:t>
@@ -2904,40 +2073,29 @@
               <w:pStyle w:val="Compact"/>
             </w:pPr>
             <w:r>
-              <w:t xml:space="preserve">UT-32</w:t>
-            </w:r>
-          </w:p>
-        </w:tc>
-        <w:tc>
-          <w:tcPr/>
-          <w:p>
-            <w:pPr>
-              <w:pStyle w:val="Compact"/>
-            </w:pPr>
-            <w:r>
-              <w:t xml:space="preserve">dq/no_row_lost.sql</w:t>
-            </w:r>
-          </w:p>
-        </w:tc>
-        <w:tc>
-          <w:tcPr/>
-          <w:p>
-            <w:pPr>
-              <w:pStyle w:val="Compact"/>
-            </w:pPr>
-            <w:r>
-              <w:t xml:space="preserve">stg_companies: raw rows not all accounted for</w:t>
-            </w:r>
-          </w:p>
-        </w:tc>
-        <w:tc>
-          <w:tcPr/>
-          <w:p>
-            <w:pPr>
-              <w:pStyle w:val="Compact"/>
-            </w:pPr>
-            <w:r>
-              <w:t xml:space="preserve">0</w:t>
+              <w:t xml:space="preserve">UT-23</w:t>
+            </w:r>
+          </w:p>
+        </w:tc>
+        <w:tc>
+          <w:tcPr/>
+          <w:p>
+            <w:pPr>
+              <w:pStyle w:val="Compact"/>
+            </w:pPr>
+            <w:r>
+              <w:t xml:space="preserve">The calendar has one row per day from 2020-01-01 to 2030-12-31</w:t>
+            </w:r>
+          </w:p>
+        </w:tc>
+        <w:tc>
+          <w:tcPr/>
+          <w:p>
+            <w:pPr>
+              <w:pStyle w:val="Compact"/>
+            </w:pPr>
+            <w:r>
+              <w:t xml:space="preserve">4,018 days</w:t>
             </w:r>
           </w:p>
         </w:tc>
@@ -2961,40 +2119,29 @@
               <w:pStyle w:val="Compact"/>
             </w:pPr>
             <w:r>
-              <w:t xml:space="preserve">UT-33</w:t>
-            </w:r>
-          </w:p>
-        </w:tc>
-        <w:tc>
-          <w:tcPr/>
-          <w:p>
-            <w:pPr>
-              <w:pStyle w:val="Compact"/>
-            </w:pPr>
-            <w:r>
-              <w:t xml:space="preserve">dq/no_row_lost.sql</w:t>
-            </w:r>
-          </w:p>
-        </w:tc>
-        <w:tc>
-          <w:tcPr/>
-          <w:p>
-            <w:pPr>
-              <w:pStyle w:val="Compact"/>
-            </w:pPr>
-            <w:r>
-              <w:t xml:space="preserve">stg_suppliers: raw rows not all accounted for</w:t>
-            </w:r>
-          </w:p>
-        </w:tc>
-        <w:tc>
-          <w:tcPr/>
-          <w:p>
-            <w:pPr>
-              <w:pStyle w:val="Compact"/>
-            </w:pPr>
-            <w:r>
-              <w:t xml:space="preserve">0</w:t>
+              <w:t xml:space="preserve">UT-24</w:t>
+            </w:r>
+          </w:p>
+        </w:tc>
+        <w:tc>
+          <w:tcPr/>
+          <w:p>
+            <w:pPr>
+              <w:pStyle w:val="Compact"/>
+            </w:pPr>
+            <w:r>
+              <w:t xml:space="preserve">The country list has every lookup country plus XX Unknown</w:t>
+            </w:r>
+          </w:p>
+        </w:tc>
+        <w:tc>
+          <w:tcPr/>
+          <w:p>
+            <w:pPr>
+              <w:pStyle w:val="Compact"/>
+            </w:pPr>
+            <w:r>
+              <w:t xml:space="preserve">11 countries</w:t>
             </w:r>
           </w:p>
         </w:tc>
@@ -3018,40 +2165,29 @@
               <w:pStyle w:val="Compact"/>
             </w:pPr>
             <w:r>
-              <w:t xml:space="preserve">UT-34</w:t>
-            </w:r>
-          </w:p>
-        </w:tc>
-        <w:tc>
-          <w:tcPr/>
-          <w:p>
-            <w:pPr>
-              <w:pStyle w:val="Compact"/>
-            </w:pPr>
-            <w:r>
-              <w:t xml:space="preserve">dq/no_row_lost.sql</w:t>
-            </w:r>
-          </w:p>
-        </w:tc>
-        <w:tc>
-          <w:tcPr/>
-          <w:p>
-            <w:pPr>
-              <w:pStyle w:val="Compact"/>
-            </w:pPr>
-            <w:r>
-              <w:t xml:space="preserve">stg_end_customers: raw rows not all accounted for</w:t>
-            </w:r>
-          </w:p>
-        </w:tc>
-        <w:tc>
-          <w:tcPr/>
-          <w:p>
-            <w:pPr>
-              <w:pStyle w:val="Compact"/>
-            </w:pPr>
-            <w:r>
-              <w:t xml:space="preserve">0</w:t>
+              <w:t xml:space="preserve">UT-25</w:t>
+            </w:r>
+          </w:p>
+        </w:tc>
+        <w:tc>
+          <w:tcPr/>
+          <w:p>
+            <w:pPr>
+              <w:pStyle w:val="Compact"/>
+            </w:pPr>
+            <w:r>
+              <w:t xml:space="preserve">Each kind of device appears once</w:t>
+            </w:r>
+          </w:p>
+        </w:tc>
+        <w:tc>
+          <w:tcPr/>
+          <w:p>
+            <w:pPr>
+              <w:pStyle w:val="Compact"/>
+            </w:pPr>
+            <w:r>
+              <w:t xml:space="preserve">8 devices</w:t>
             </w:r>
           </w:p>
         </w:tc>
@@ -3075,40 +2211,29 @@
               <w:pStyle w:val="Compact"/>
             </w:pPr>
             <w:r>
-              <w:t xml:space="preserve">UT-35</w:t>
-            </w:r>
-          </w:p>
-        </w:tc>
-        <w:tc>
-          <w:tcPr/>
-          <w:p>
-            <w:pPr>
-              <w:pStyle w:val="Compact"/>
-            </w:pPr>
-            <w:r>
-              <w:t xml:space="preserve">dq/no_row_lost.sql</w:t>
-            </w:r>
-          </w:p>
-        </w:tc>
-        <w:tc>
-          <w:tcPr/>
-          <w:p>
-            <w:pPr>
-              <w:pStyle w:val="Compact"/>
-            </w:pPr>
-            <w:r>
-              <w:t xml:space="preserve">stg_products: raw rows not all accounted for</w:t>
-            </w:r>
-          </w:p>
-        </w:tc>
-        <w:tc>
-          <w:tcPr/>
-          <w:p>
-            <w:pPr>
-              <w:pStyle w:val="Compact"/>
-            </w:pPr>
-            <w:r>
-              <w:t xml:space="preserve">0</w:t>
+              <w:t xml:space="preserve">UT-26</w:t>
+            </w:r>
+          </w:p>
+        </w:tc>
+        <w:tc>
+          <w:tcPr/>
+          <w:p>
+            <w:pPr>
+              <w:pStyle w:val="Compact"/>
+            </w:pPr>
+            <w:r>
+              <w:t xml:space="preserve">Each company, product and end customer has exactly one current version, and its versions do not overlap</w:t>
+            </w:r>
+          </w:p>
+        </w:tc>
+        <w:tc>
+          <w:tcPr/>
+          <w:p>
+            <w:pPr>
+              <w:pStyle w:val="Compact"/>
+            </w:pPr>
+            <w:r>
+              <w:t xml:space="preserve">0 wrong</w:t>
             </w:r>
           </w:p>
         </w:tc>
@@ -3132,40 +2257,29 @@
               <w:pStyle w:val="Compact"/>
             </w:pPr>
             <w:r>
-              <w:t xml:space="preserve">UT-36</w:t>
-            </w:r>
-          </w:p>
-        </w:tc>
-        <w:tc>
-          <w:tcPr/>
-          <w:p>
-            <w:pPr>
-              <w:pStyle w:val="Compact"/>
-            </w:pPr>
-            <w:r>
-              <w:t xml:space="preserve">dq/no_row_lost.sql</w:t>
-            </w:r>
-          </w:p>
-        </w:tc>
-        <w:tc>
-          <w:tcPr/>
-          <w:p>
-            <w:pPr>
-              <w:pStyle w:val="Compact"/>
-            </w:pPr>
-            <w:r>
-              <w:t xml:space="preserve">stg_catalog_items: raw rows not all accounted for</w:t>
-            </w:r>
-          </w:p>
-        </w:tc>
-        <w:tc>
-          <w:tcPr/>
-          <w:p>
-            <w:pPr>
-              <w:pStyle w:val="Compact"/>
-            </w:pPr>
-            <w:r>
-              <w:t xml:space="preserve">0</w:t>
+              <w:t xml:space="preserve">UT-27</w:t>
+            </w:r>
+          </w:p>
+        </w:tc>
+        <w:tc>
+          <w:tcPr/>
+          <w:p>
+            <w:pPr>
+              <w:pStyle w:val="Compact"/>
+            </w:pPr>
+            <w:r>
+              <w:t xml:space="preserve">Every sale and login points to the versions that were valid on its day</w:t>
+            </w:r>
+          </w:p>
+        </w:tc>
+        <w:tc>
+          <w:tcPr/>
+          <w:p>
+            <w:pPr>
+              <w:pStyle w:val="Compact"/>
+            </w:pPr>
+            <w:r>
+              <w:t xml:space="preserve">0 wrong</w:t>
             </w:r>
           </w:p>
         </w:tc>
@@ -3189,40 +2303,29 @@
               <w:pStyle w:val="Compact"/>
             </w:pPr>
             <w:r>
-              <w:t xml:space="preserve">UT-37</w:t>
-            </w:r>
-          </w:p>
-        </w:tc>
-        <w:tc>
-          <w:tcPr/>
-          <w:p>
-            <w:pPr>
-              <w:pStyle w:val="Compact"/>
-            </w:pPr>
-            <w:r>
-              <w:t xml:space="preserve">dq/no_row_lost.sql</w:t>
-            </w:r>
-          </w:p>
-        </w:tc>
-        <w:tc>
-          <w:tcPr/>
-          <w:p>
-            <w:pPr>
-              <w:pStyle w:val="Compact"/>
-            </w:pPr>
-            <w:r>
-              <w:t xml:space="preserve">stg_orders: raw rows not all accounted for</w:t>
-            </w:r>
-          </w:p>
-        </w:tc>
-        <w:tc>
-          <w:tcPr/>
-          <w:p>
-            <w:pPr>
-              <w:pStyle w:val="Compact"/>
-            </w:pPr>
-            <w:r>
-              <w:t xml:space="preserve">0</w:t>
+              <w:t xml:space="preserve">UT-28</w:t>
+            </w:r>
+          </w:p>
+        </w:tc>
+        <w:tc>
+          <w:tcPr/>
+          <w:p>
+            <w:pPr>
+              <w:pStyle w:val="Compact"/>
+            </w:pPr>
+            <w:r>
+              <w:t xml:space="preserve">A visit of many log lines counts as one login</w:t>
+            </w:r>
+          </w:p>
+        </w:tc>
+        <w:tc>
+          <w:tcPr/>
+          <w:p>
+            <w:pPr>
+              <w:pStyle w:val="Compact"/>
+            </w:pPr>
+            <w:r>
+              <w:t xml:space="preserve">2,548 logins from 9,013 lines</w:t>
             </w:r>
           </w:p>
         </w:tc>
@@ -3246,40 +2349,29 @@
               <w:pStyle w:val="Compact"/>
             </w:pPr>
             <w:r>
-              <w:t xml:space="preserve">UT-38</w:t>
-            </w:r>
-          </w:p>
-        </w:tc>
-        <w:tc>
-          <w:tcPr/>
-          <w:p>
-            <w:pPr>
-              <w:pStyle w:val="Compact"/>
-            </w:pPr>
-            <w:r>
-              <w:t xml:space="preserve">dq/no_row_lost.sql</w:t>
-            </w:r>
-          </w:p>
-        </w:tc>
-        <w:tc>
-          <w:tcPr/>
-          <w:p>
-            <w:pPr>
-              <w:pStyle w:val="Compact"/>
-            </w:pPr>
-            <w:r>
-              <w:t xml:space="preserve">stg_order_items: raw rows not all accounted for</w:t>
-            </w:r>
-          </w:p>
-        </w:tc>
-        <w:tc>
-          <w:tcPr/>
-          <w:p>
-            <w:pPr>
-              <w:pStyle w:val="Compact"/>
-            </w:pPr>
-            <w:r>
-              <w:t xml:space="preserve">0</w:t>
+              <w:t xml:space="preserve">UT-29</w:t>
+            </w:r>
+          </w:p>
+        </w:tc>
+        <w:tc>
+          <w:tcPr/>
+          <w:p>
+            <w:pPr>
+              <w:pStyle w:val="Compact"/>
+            </w:pPr>
+            <w:r>
+              <w:t xml:space="preserve">The same user never has two logins less than 30 minutes apart</w:t>
+            </w:r>
+          </w:p>
+        </w:tc>
+        <w:tc>
+          <w:tcPr/>
+          <w:p>
+            <w:pPr>
+              <w:pStyle w:val="Compact"/>
+            </w:pPr>
+            <w:r>
+              <w:t xml:space="preserve">0 found</w:t>
             </w:r>
           </w:p>
         </w:tc>
@@ -3303,40 +2395,29 @@
               <w:pStyle w:val="Compact"/>
             </w:pPr>
             <w:r>
-              <w:t xml:space="preserve">UT-39</w:t>
-            </w:r>
-          </w:p>
-        </w:tc>
-        <w:tc>
-          <w:tcPr/>
-          <w:p>
-            <w:pPr>
-              <w:pStyle w:val="Compact"/>
-            </w:pPr>
-            <w:r>
-              <w:t xml:space="preserve">dq/no_row_lost.sql</w:t>
-            </w:r>
-          </w:p>
-        </w:tc>
-        <w:tc>
-          <w:tcPr/>
-          <w:p>
-            <w:pPr>
-              <w:pStyle w:val="Compact"/>
-            </w:pPr>
-            <w:r>
-              <w:t xml:space="preserve">stg_web_logs: raw rows not all accounted for</w:t>
-            </w:r>
-          </w:p>
-        </w:tc>
-        <w:tc>
-          <w:tcPr/>
-          <w:p>
-            <w:pPr>
-              <w:pStyle w:val="Compact"/>
-            </w:pPr>
-            <w:r>
-              <w:t xml:space="preserve">0</w:t>
+              <w:t xml:space="preserve">UT-30</w:t>
+            </w:r>
+          </w:p>
+        </w:tc>
+        <w:tc>
+          <w:tcPr/>
+          <w:p>
+            <w:pPr>
+              <w:pStyle w:val="Compact"/>
+            </w:pPr>
+            <w:r>
+              <w:t xml:space="preserve">Every good order line reaches fact_sales</w:t>
+            </w:r>
+          </w:p>
+        </w:tc>
+        <w:tc>
+          <w:tcPr/>
+          <w:p>
+            <w:pPr>
+              <w:pStyle w:val="Compact"/>
+            </w:pPr>
+            <w:r>
+              <w:t xml:space="preserve">2,567 lines = 2,567 rows</w:t>
             </w:r>
           </w:p>
         </w:tc>
@@ -3360,40 +2441,29 @@
               <w:pStyle w:val="Compact"/>
             </w:pPr>
             <w:r>
-              <w:t xml:space="preserve">UT-40</w:t>
-            </w:r>
-          </w:p>
-        </w:tc>
-        <w:tc>
-          <w:tcPr/>
-          <w:p>
-            <w:pPr>
-              <w:pStyle w:val="Compact"/>
-            </w:pPr>
-            <w:r>
-              <w:t xml:space="preserve">dq/no_row_lost.sql</w:t>
-            </w:r>
-          </w:p>
-        </w:tc>
-        <w:tc>
-          <w:tcPr/>
-          <w:p>
-            <w:pPr>
-              <w:pStyle w:val="Compact"/>
-            </w:pPr>
-            <w:r>
-              <w:t xml:space="preserve">fact_sales: clean order items not all loaded</w:t>
-            </w:r>
-          </w:p>
-        </w:tc>
-        <w:tc>
-          <w:tcPr/>
-          <w:p>
-            <w:pPr>
-              <w:pStyle w:val="Compact"/>
-            </w:pPr>
-            <w:r>
-              <w:t xml:space="preserve">0</w:t>
+              <w:t xml:space="preserve">UT-31</w:t>
+            </w:r>
+          </w:p>
+        </w:tc>
+        <w:tc>
+          <w:tcPr/>
+          <w:p>
+            <w:pPr>
+              <w:pStyle w:val="Compact"/>
+            </w:pPr>
+            <w:r>
+              <w:t xml:space="preserve">amount = quantity x unit_price, and is above zero</w:t>
+            </w:r>
+          </w:p>
+        </w:tc>
+        <w:tc>
+          <w:tcPr/>
+          <w:p>
+            <w:pPr>
+              <w:pStyle w:val="Compact"/>
+            </w:pPr>
+            <w:r>
+              <w:t xml:space="preserve">0 wrong</w:t>
             </w:r>
           </w:p>
         </w:tc>
@@ -3409,1552 +2479,482 @@
           </w:p>
         </w:tc>
       </w:tr>
-      <w:tr>
-        <w:tc>
-          <w:tcPr/>
-          <w:p>
-            <w:pPr>
-              <w:pStyle w:val="Compact"/>
-            </w:pPr>
-            <w:r>
-              <w:t xml:space="preserve">UT-41</w:t>
-            </w:r>
-          </w:p>
-        </w:tc>
-        <w:tc>
-          <w:tcPr/>
-          <w:p>
-            <w:pPr>
-              <w:pStyle w:val="Compact"/>
-            </w:pPr>
-            <w:r>
-              <w:t xml:space="preserve">dq/reject_rate.sql</w:t>
-            </w:r>
-          </w:p>
-        </w:tc>
-        <w:tc>
-          <w:tcPr/>
-          <w:p>
-            <w:pPr>
-              <w:pStyle w:val="Compact"/>
-            </w:pPr>
-            <w:r>
-              <w:t xml:space="preserve">stg_companies: more than 20% of the rows were rejected</w:t>
-            </w:r>
-          </w:p>
-        </w:tc>
-        <w:tc>
-          <w:tcPr/>
-          <w:p>
-            <w:pPr>
-              <w:pStyle w:val="Compact"/>
-            </w:pPr>
-            <w:r>
-              <w:t xml:space="preserve">0</w:t>
-            </w:r>
-          </w:p>
-        </w:tc>
-        <w:tc>
-          <w:tcPr/>
-          <w:p>
-            <w:pPr>
-              <w:pStyle w:val="Compact"/>
-            </w:pPr>
-            <w:r>
-              <w:t xml:space="preserve">Pass</w:t>
-            </w:r>
-          </w:p>
-        </w:tc>
-      </w:tr>
-      <w:tr>
-        <w:tc>
-          <w:tcPr/>
-          <w:p>
-            <w:pPr>
-              <w:pStyle w:val="Compact"/>
-            </w:pPr>
-            <w:r>
-              <w:t xml:space="preserve">UT-42</w:t>
-            </w:r>
-          </w:p>
-        </w:tc>
-        <w:tc>
-          <w:tcPr/>
-          <w:p>
-            <w:pPr>
-              <w:pStyle w:val="Compact"/>
-            </w:pPr>
-            <w:r>
-              <w:t xml:space="preserve">dq/reject_rate.sql</w:t>
-            </w:r>
-          </w:p>
-        </w:tc>
-        <w:tc>
-          <w:tcPr/>
-          <w:p>
-            <w:pPr>
-              <w:pStyle w:val="Compact"/>
-            </w:pPr>
-            <w:r>
-              <w:t xml:space="preserve">stg_suppliers: more than 20% of the rows were rejected</w:t>
-            </w:r>
-          </w:p>
-        </w:tc>
-        <w:tc>
-          <w:tcPr/>
-          <w:p>
-            <w:pPr>
-              <w:pStyle w:val="Compact"/>
-            </w:pPr>
-            <w:r>
-              <w:t xml:space="preserve">0</w:t>
-            </w:r>
-          </w:p>
-        </w:tc>
-        <w:tc>
-          <w:tcPr/>
-          <w:p>
-            <w:pPr>
-              <w:pStyle w:val="Compact"/>
-            </w:pPr>
-            <w:r>
-              <w:t xml:space="preserve">Pass</w:t>
-            </w:r>
-          </w:p>
-        </w:tc>
-      </w:tr>
-      <w:tr>
-        <w:tc>
-          <w:tcPr/>
-          <w:p>
-            <w:pPr>
-              <w:pStyle w:val="Compact"/>
-            </w:pPr>
-            <w:r>
-              <w:t xml:space="preserve">UT-43</w:t>
-            </w:r>
-          </w:p>
-        </w:tc>
-        <w:tc>
-          <w:tcPr/>
-          <w:p>
-            <w:pPr>
-              <w:pStyle w:val="Compact"/>
-            </w:pPr>
-            <w:r>
-              <w:t xml:space="preserve">dq/reject_rate.sql</w:t>
-            </w:r>
-          </w:p>
-        </w:tc>
-        <w:tc>
-          <w:tcPr/>
-          <w:p>
-            <w:pPr>
-              <w:pStyle w:val="Compact"/>
-            </w:pPr>
-            <w:r>
-              <w:t xml:space="preserve">stg_end_customers: more than 20% of the rows were rejected</w:t>
-            </w:r>
-          </w:p>
-        </w:tc>
-        <w:tc>
-          <w:tcPr/>
-          <w:p>
-            <w:pPr>
-              <w:pStyle w:val="Compact"/>
-            </w:pPr>
-            <w:r>
-              <w:t xml:space="preserve">0</w:t>
-            </w:r>
-          </w:p>
-        </w:tc>
-        <w:tc>
-          <w:tcPr/>
-          <w:p>
-            <w:pPr>
-              <w:pStyle w:val="Compact"/>
-            </w:pPr>
-            <w:r>
-              <w:t xml:space="preserve">Pass</w:t>
-            </w:r>
-          </w:p>
-        </w:tc>
-      </w:tr>
-      <w:tr>
-        <w:tc>
-          <w:tcPr/>
-          <w:p>
-            <w:pPr>
-              <w:pStyle w:val="Compact"/>
-            </w:pPr>
-            <w:r>
-              <w:t xml:space="preserve">UT-44</w:t>
-            </w:r>
-          </w:p>
-        </w:tc>
-        <w:tc>
-          <w:tcPr/>
-          <w:p>
-            <w:pPr>
-              <w:pStyle w:val="Compact"/>
-            </w:pPr>
-            <w:r>
-              <w:t xml:space="preserve">dq/reject_rate.sql</w:t>
-            </w:r>
-          </w:p>
-        </w:tc>
-        <w:tc>
-          <w:tcPr/>
-          <w:p>
-            <w:pPr>
-              <w:pStyle w:val="Compact"/>
-            </w:pPr>
-            <w:r>
-              <w:t xml:space="preserve">stg_products: more than 20% of the rows were rejected</w:t>
-            </w:r>
-          </w:p>
-        </w:tc>
-        <w:tc>
-          <w:tcPr/>
-          <w:p>
-            <w:pPr>
-              <w:pStyle w:val="Compact"/>
-            </w:pPr>
-            <w:r>
-              <w:t xml:space="preserve">0</w:t>
-            </w:r>
-          </w:p>
-        </w:tc>
-        <w:tc>
-          <w:tcPr/>
-          <w:p>
-            <w:pPr>
-              <w:pStyle w:val="Compact"/>
-            </w:pPr>
-            <w:r>
-              <w:t xml:space="preserve">Pass</w:t>
-            </w:r>
-          </w:p>
-        </w:tc>
-      </w:tr>
-      <w:tr>
-        <w:tc>
-          <w:tcPr/>
-          <w:p>
-            <w:pPr>
-              <w:pStyle w:val="Compact"/>
-            </w:pPr>
-            <w:r>
-              <w:t xml:space="preserve">UT-45</w:t>
-            </w:r>
-          </w:p>
-        </w:tc>
-        <w:tc>
-          <w:tcPr/>
-          <w:p>
-            <w:pPr>
-              <w:pStyle w:val="Compact"/>
-            </w:pPr>
-            <w:r>
-              <w:t xml:space="preserve">dq/reject_rate.sql</w:t>
-            </w:r>
-          </w:p>
-        </w:tc>
-        <w:tc>
-          <w:tcPr/>
-          <w:p>
-            <w:pPr>
-              <w:pStyle w:val="Compact"/>
-            </w:pPr>
-            <w:r>
-              <w:t xml:space="preserve">stg_catalog_items: more than 20% of the rows were rejected</w:t>
-            </w:r>
-          </w:p>
-        </w:tc>
-        <w:tc>
-          <w:tcPr/>
-          <w:p>
-            <w:pPr>
-              <w:pStyle w:val="Compact"/>
-            </w:pPr>
-            <w:r>
-              <w:t xml:space="preserve">0</w:t>
-            </w:r>
-          </w:p>
-        </w:tc>
-        <w:tc>
-          <w:tcPr/>
-          <w:p>
-            <w:pPr>
-              <w:pStyle w:val="Compact"/>
-            </w:pPr>
-            <w:r>
-              <w:t xml:space="preserve">Pass</w:t>
-            </w:r>
-          </w:p>
-        </w:tc>
-      </w:tr>
-      <w:tr>
-        <w:tc>
-          <w:tcPr/>
-          <w:p>
-            <w:pPr>
-              <w:pStyle w:val="Compact"/>
-            </w:pPr>
-            <w:r>
-              <w:t xml:space="preserve">UT-46</w:t>
-            </w:r>
-          </w:p>
-        </w:tc>
-        <w:tc>
-          <w:tcPr/>
-          <w:p>
-            <w:pPr>
-              <w:pStyle w:val="Compact"/>
-            </w:pPr>
-            <w:r>
-              <w:t xml:space="preserve">dq/reject_rate.sql</w:t>
-            </w:r>
-          </w:p>
-        </w:tc>
-        <w:tc>
-          <w:tcPr/>
-          <w:p>
-            <w:pPr>
-              <w:pStyle w:val="Compact"/>
-            </w:pPr>
-            <w:r>
-              <w:t xml:space="preserve">stg_orders: more than 20% of the rows were rejected</w:t>
-            </w:r>
-          </w:p>
-        </w:tc>
-        <w:tc>
-          <w:tcPr/>
-          <w:p>
-            <w:pPr>
-              <w:pStyle w:val="Compact"/>
-            </w:pPr>
-            <w:r>
-              <w:t xml:space="preserve">0</w:t>
-            </w:r>
-          </w:p>
-        </w:tc>
-        <w:tc>
-          <w:tcPr/>
-          <w:p>
-            <w:pPr>
-              <w:pStyle w:val="Compact"/>
-            </w:pPr>
-            <w:r>
-              <w:t xml:space="preserve">Pass</w:t>
-            </w:r>
-          </w:p>
-        </w:tc>
-      </w:tr>
-      <w:tr>
-        <w:tc>
-          <w:tcPr/>
-          <w:p>
-            <w:pPr>
-              <w:pStyle w:val="Compact"/>
-            </w:pPr>
-            <w:r>
-              <w:t xml:space="preserve">UT-47</w:t>
-            </w:r>
-          </w:p>
-        </w:tc>
-        <w:tc>
-          <w:tcPr/>
-          <w:p>
-            <w:pPr>
-              <w:pStyle w:val="Compact"/>
-            </w:pPr>
-            <w:r>
-              <w:t xml:space="preserve">dq/reject_rate.sql</w:t>
-            </w:r>
-          </w:p>
-        </w:tc>
-        <w:tc>
-          <w:tcPr/>
-          <w:p>
-            <w:pPr>
-              <w:pStyle w:val="Compact"/>
-            </w:pPr>
-            <w:r>
-              <w:t xml:space="preserve">stg_order_items: more than 20% of the rows were rejected</w:t>
-            </w:r>
-          </w:p>
-        </w:tc>
-        <w:tc>
-          <w:tcPr/>
-          <w:p>
-            <w:pPr>
-              <w:pStyle w:val="Compact"/>
-            </w:pPr>
-            <w:r>
-              <w:t xml:space="preserve">0</w:t>
-            </w:r>
-          </w:p>
-        </w:tc>
-        <w:tc>
-          <w:tcPr/>
-          <w:p>
-            <w:pPr>
-              <w:pStyle w:val="Compact"/>
-            </w:pPr>
-            <w:r>
-              <w:t xml:space="preserve">Pass</w:t>
-            </w:r>
-          </w:p>
-        </w:tc>
-      </w:tr>
-      <w:tr>
-        <w:tc>
-          <w:tcPr/>
-          <w:p>
-            <w:pPr>
-              <w:pStyle w:val="Compact"/>
-            </w:pPr>
-            <w:r>
-              <w:t xml:space="preserve">UT-48</w:t>
-            </w:r>
-          </w:p>
-        </w:tc>
-        <w:tc>
-          <w:tcPr/>
-          <w:p>
-            <w:pPr>
-              <w:pStyle w:val="Compact"/>
-            </w:pPr>
-            <w:r>
-              <w:t xml:space="preserve">dq/reject_rate.sql</w:t>
-            </w:r>
-          </w:p>
-        </w:tc>
-        <w:tc>
-          <w:tcPr/>
-          <w:p>
-            <w:pPr>
-              <w:pStyle w:val="Compact"/>
-            </w:pPr>
-            <w:r>
-              <w:t xml:space="preserve">stg_web_logs: more than 20% of the rows were rejected</w:t>
-            </w:r>
-          </w:p>
-        </w:tc>
-        <w:tc>
-          <w:tcPr/>
-          <w:p>
-            <w:pPr>
-              <w:pStyle w:val="Compact"/>
-            </w:pPr>
-            <w:r>
-              <w:t xml:space="preserve">0</w:t>
-            </w:r>
-          </w:p>
-        </w:tc>
-        <w:tc>
-          <w:tcPr/>
-          <w:p>
-            <w:pPr>
-              <w:pStyle w:val="Compact"/>
-            </w:pPr>
-            <w:r>
-              <w:t xml:space="preserve">Pass</w:t>
-            </w:r>
-          </w:p>
-        </w:tc>
-      </w:tr>
-      <w:tr>
-        <w:tc>
-          <w:tcPr/>
-          <w:p>
-            <w:pPr>
-              <w:pStyle w:val="Compact"/>
-            </w:pPr>
-            <w:r>
-              <w:t xml:space="preserve">UT-49</w:t>
-            </w:r>
-          </w:p>
-        </w:tc>
-        <w:tc>
-          <w:tcPr/>
-          <w:p>
-            <w:pPr>
-              <w:pStyle w:val="Compact"/>
-            </w:pPr>
-            <w:r>
-              <w:t xml:space="preserve">dq/duplicates.sql</w:t>
-            </w:r>
-          </w:p>
-        </w:tc>
-        <w:tc>
-          <w:tcPr/>
-          <w:p>
-            <w:pPr>
-              <w:pStyle w:val="Compact"/>
-            </w:pPr>
-            <w:r>
-              <w:t xml:space="preserve">dim_company: same CUIT on two current companies</w:t>
-            </w:r>
-          </w:p>
-        </w:tc>
-        <w:tc>
-          <w:tcPr/>
-          <w:p>
-            <w:pPr>
-              <w:pStyle w:val="Compact"/>
-            </w:pPr>
-            <w:r>
-              <w:t xml:space="preserve">0</w:t>
-            </w:r>
-          </w:p>
-        </w:tc>
-        <w:tc>
-          <w:tcPr/>
-          <w:p>
-            <w:pPr>
-              <w:pStyle w:val="Compact"/>
-            </w:pPr>
-            <w:r>
-              <w:t xml:space="preserve">Pass</w:t>
-            </w:r>
-          </w:p>
-        </w:tc>
-      </w:tr>
-      <w:tr>
-        <w:tc>
-          <w:tcPr/>
-          <w:p>
-            <w:pPr>
-              <w:pStyle w:val="Compact"/>
-            </w:pPr>
-            <w:r>
-              <w:t xml:space="preserve">UT-50</w:t>
-            </w:r>
-          </w:p>
-        </w:tc>
-        <w:tc>
-          <w:tcPr/>
-          <w:p>
-            <w:pPr>
-              <w:pStyle w:val="Compact"/>
-            </w:pPr>
-            <w:r>
-              <w:t xml:space="preserve">dq/duplicates.sql</w:t>
-            </w:r>
-          </w:p>
-        </w:tc>
-        <w:tc>
-          <w:tcPr/>
-          <w:p>
-            <w:pPr>
-              <w:pStyle w:val="Compact"/>
-            </w:pPr>
-            <w:r>
-              <w:t xml:space="preserve">dim_company: a company without exactly one current version</w:t>
-            </w:r>
-          </w:p>
-        </w:tc>
-        <w:tc>
-          <w:tcPr/>
-          <w:p>
-            <w:pPr>
-              <w:pStyle w:val="Compact"/>
-            </w:pPr>
-            <w:r>
-              <w:t xml:space="preserve">0</w:t>
-            </w:r>
-          </w:p>
-        </w:tc>
-        <w:tc>
-          <w:tcPr/>
-          <w:p>
-            <w:pPr>
-              <w:pStyle w:val="Compact"/>
-            </w:pPr>
-            <w:r>
-              <w:t xml:space="preserve">Pass</w:t>
-            </w:r>
-          </w:p>
-        </w:tc>
-      </w:tr>
-      <w:tr>
-        <w:tc>
-          <w:tcPr/>
-          <w:p>
-            <w:pPr>
-              <w:pStyle w:val="Compact"/>
-            </w:pPr>
-            <w:r>
-              <w:t xml:space="preserve">UT-51</w:t>
-            </w:r>
-          </w:p>
-        </w:tc>
-        <w:tc>
-          <w:tcPr/>
-          <w:p>
-            <w:pPr>
-              <w:pStyle w:val="Compact"/>
-            </w:pPr>
-            <w:r>
-              <w:t xml:space="preserve">dq/duplicates.sql</w:t>
-            </w:r>
-          </w:p>
-        </w:tc>
-        <w:tc>
-          <w:tcPr/>
-          <w:p>
-            <w:pPr>
-              <w:pStyle w:val="Compact"/>
-            </w:pPr>
-            <w:r>
-              <w:t xml:space="preserve">dim_product: a product without exactly one current version</w:t>
-            </w:r>
-          </w:p>
-        </w:tc>
-        <w:tc>
-          <w:tcPr/>
-          <w:p>
-            <w:pPr>
-              <w:pStyle w:val="Compact"/>
-            </w:pPr>
-            <w:r>
-              <w:t xml:space="preserve">0</w:t>
-            </w:r>
-          </w:p>
-        </w:tc>
-        <w:tc>
-          <w:tcPr/>
-          <w:p>
-            <w:pPr>
-              <w:pStyle w:val="Compact"/>
-            </w:pPr>
-            <w:r>
-              <w:t xml:space="preserve">Pass</w:t>
-            </w:r>
-          </w:p>
-        </w:tc>
-      </w:tr>
-      <w:tr>
-        <w:tc>
-          <w:tcPr/>
-          <w:p>
-            <w:pPr>
-              <w:pStyle w:val="Compact"/>
-            </w:pPr>
-            <w:r>
-              <w:t xml:space="preserve">UT-52</w:t>
-            </w:r>
-          </w:p>
-        </w:tc>
-        <w:tc>
-          <w:tcPr/>
-          <w:p>
-            <w:pPr>
-              <w:pStyle w:val="Compact"/>
-            </w:pPr>
-            <w:r>
-              <w:t xml:space="preserve">dq/duplicates.sql</w:t>
-            </w:r>
-          </w:p>
-        </w:tc>
-        <w:tc>
-          <w:tcPr/>
-          <w:p>
-            <w:pPr>
-              <w:pStyle w:val="Compact"/>
-            </w:pPr>
-            <w:r>
-              <w:t xml:space="preserve">dim_end_customer: an end customer without exactly one current version</w:t>
-            </w:r>
-          </w:p>
-        </w:tc>
-        <w:tc>
-          <w:tcPr/>
-          <w:p>
-            <w:pPr>
-              <w:pStyle w:val="Compact"/>
-            </w:pPr>
-            <w:r>
-              <w:t xml:space="preserve">0</w:t>
-            </w:r>
-          </w:p>
-        </w:tc>
-        <w:tc>
-          <w:tcPr/>
-          <w:p>
-            <w:pPr>
-              <w:pStyle w:val="Compact"/>
-            </w:pPr>
-            <w:r>
-              <w:t xml:space="preserve">Pass</w:t>
-            </w:r>
-          </w:p>
-        </w:tc>
-      </w:tr>
-      <w:tr>
-        <w:tc>
-          <w:tcPr/>
-          <w:p>
-            <w:pPr>
-              <w:pStyle w:val="Compact"/>
-            </w:pPr>
-            <w:r>
-              <w:t xml:space="preserve">UT-53</w:t>
-            </w:r>
-          </w:p>
-        </w:tc>
-        <w:tc>
-          <w:tcPr/>
-          <w:p>
-            <w:pPr>
-              <w:pStyle w:val="Compact"/>
-            </w:pPr>
-            <w:r>
-              <w:t xml:space="preserve">dq/duplicates.sql</w:t>
-            </w:r>
-          </w:p>
-        </w:tc>
-        <w:tc>
-          <w:tcPr/>
-          <w:p>
-            <w:pPr>
-              <w:pStyle w:val="Compact"/>
-            </w:pPr>
-            <w:r>
-              <w:t xml:space="preserve">dim_end_customer: same document number on two current end customers</w:t>
-            </w:r>
-          </w:p>
-        </w:tc>
-        <w:tc>
-          <w:tcPr/>
-          <w:p>
-            <w:pPr>
-              <w:pStyle w:val="Compact"/>
-            </w:pPr>
-            <w:r>
-              <w:t xml:space="preserve">0</w:t>
-            </w:r>
-          </w:p>
-        </w:tc>
-        <w:tc>
-          <w:tcPr/>
-          <w:p>
-            <w:pPr>
-              <w:pStyle w:val="Compact"/>
-            </w:pPr>
-            <w:r>
-              <w:t xml:space="preserve">Pass</w:t>
-            </w:r>
-          </w:p>
-        </w:tc>
-      </w:tr>
-      <w:tr>
-        <w:tc>
-          <w:tcPr/>
-          <w:p>
-            <w:pPr>
-              <w:pStyle w:val="Compact"/>
-            </w:pPr>
-            <w:r>
-              <w:t xml:space="preserve">UT-54</w:t>
-            </w:r>
-          </w:p>
-        </w:tc>
-        <w:tc>
-          <w:tcPr/>
-          <w:p>
-            <w:pPr>
-              <w:pStyle w:val="Compact"/>
-            </w:pPr>
-            <w:r>
-              <w:t xml:space="preserve">dq/duplicates.sql</w:t>
-            </w:r>
-          </w:p>
-        </w:tc>
-        <w:tc>
-          <w:tcPr/>
-          <w:p>
-            <w:pPr>
-              <w:pStyle w:val="Compact"/>
-            </w:pPr>
-            <w:r>
-              <w:t xml:space="preserve">fact_sales: same order line twice</w:t>
-            </w:r>
-          </w:p>
-        </w:tc>
-        <w:tc>
-          <w:tcPr/>
-          <w:p>
-            <w:pPr>
-              <w:pStyle w:val="Compact"/>
-            </w:pPr>
-            <w:r>
-              <w:t xml:space="preserve">0</w:t>
-            </w:r>
-          </w:p>
-        </w:tc>
-        <w:tc>
-          <w:tcPr/>
-          <w:p>
-            <w:pPr>
-              <w:pStyle w:val="Compact"/>
-            </w:pPr>
-            <w:r>
-              <w:t xml:space="preserve">Pass</w:t>
-            </w:r>
-          </w:p>
-        </w:tc>
-      </w:tr>
-      <w:tr>
-        <w:tc>
-          <w:tcPr/>
-          <w:p>
-            <w:pPr>
-              <w:pStyle w:val="Compact"/>
-            </w:pPr>
-            <w:r>
-              <w:t xml:space="preserve">UT-55</w:t>
-            </w:r>
-          </w:p>
-        </w:tc>
-        <w:tc>
-          <w:tcPr/>
-          <w:p>
-            <w:pPr>
-              <w:pStyle w:val="Compact"/>
-            </w:pPr>
-            <w:r>
-              <w:t xml:space="preserve">dq/null_checks.sql</w:t>
-            </w:r>
-          </w:p>
-        </w:tc>
-        <w:tc>
-          <w:tcPr/>
-          <w:p>
-            <w:pPr>
-              <w:pStyle w:val="Compact"/>
-            </w:pPr>
-            <w:r>
-              <w:t xml:space="preserve">fact_sales: amount missing or not above zero</w:t>
-            </w:r>
-          </w:p>
-        </w:tc>
-        <w:tc>
-          <w:tcPr/>
-          <w:p>
-            <w:pPr>
-              <w:pStyle w:val="Compact"/>
-            </w:pPr>
-            <w:r>
-              <w:t xml:space="preserve">0</w:t>
-            </w:r>
-          </w:p>
-        </w:tc>
-        <w:tc>
-          <w:tcPr/>
-          <w:p>
-            <w:pPr>
-              <w:pStyle w:val="Compact"/>
-            </w:pPr>
-            <w:r>
-              <w:t xml:space="preserve">Pass</w:t>
-            </w:r>
-          </w:p>
-        </w:tc>
-      </w:tr>
-      <w:tr>
-        <w:tc>
-          <w:tcPr/>
-          <w:p>
-            <w:pPr>
-              <w:pStyle w:val="Compact"/>
-            </w:pPr>
-            <w:r>
-              <w:t xml:space="preserve">UT-56</w:t>
-            </w:r>
-          </w:p>
-        </w:tc>
-        <w:tc>
-          <w:tcPr/>
-          <w:p>
-            <w:pPr>
-              <w:pStyle w:val="Compact"/>
-            </w:pPr>
-            <w:r>
-              <w:t xml:space="preserve">dq/null_checks.sql</w:t>
-            </w:r>
-          </w:p>
-        </w:tc>
-        <w:tc>
-          <w:tcPr/>
-          <w:p>
-            <w:pPr>
-              <w:pStyle w:val="Compact"/>
-            </w:pPr>
-            <w:r>
-              <w:t xml:space="preserve">fact_logins: username missing</w:t>
-            </w:r>
-          </w:p>
-        </w:tc>
-        <w:tc>
-          <w:tcPr/>
-          <w:p>
-            <w:pPr>
-              <w:pStyle w:val="Compact"/>
-            </w:pPr>
-            <w:r>
-              <w:t xml:space="preserve">0</w:t>
-            </w:r>
-          </w:p>
-        </w:tc>
-        <w:tc>
-          <w:tcPr/>
-          <w:p>
-            <w:pPr>
-              <w:pStyle w:val="Compact"/>
-            </w:pPr>
-            <w:r>
-              <w:t xml:space="preserve">Pass</w:t>
-            </w:r>
-          </w:p>
-        </w:tc>
-      </w:tr>
-      <w:tr>
-        <w:tc>
-          <w:tcPr/>
-          <w:p>
-            <w:pPr>
-              <w:pStyle w:val="Compact"/>
-            </w:pPr>
-            <w:r>
-              <w:t xml:space="preserve">UT-57</w:t>
-            </w:r>
-          </w:p>
-        </w:tc>
-        <w:tc>
-          <w:tcPr/>
-          <w:p>
-            <w:pPr>
-              <w:pStyle w:val="Compact"/>
-            </w:pPr>
-            <w:r>
-              <w:t xml:space="preserve">dq/null_checks.sql</w:t>
-            </w:r>
-          </w:p>
-        </w:tc>
-        <w:tc>
-          <w:tcPr/>
-          <w:p>
-            <w:pPr>
-              <w:pStyle w:val="Compact"/>
-            </w:pPr>
-            <w:r>
-              <w:t xml:space="preserve">dim_company: name missing</w:t>
-            </w:r>
-          </w:p>
-        </w:tc>
-        <w:tc>
-          <w:tcPr/>
-          <w:p>
-            <w:pPr>
-              <w:pStyle w:val="Compact"/>
-            </w:pPr>
-            <w:r>
-              <w:t xml:space="preserve">0</w:t>
-            </w:r>
-          </w:p>
-        </w:tc>
-        <w:tc>
-          <w:tcPr/>
-          <w:p>
-            <w:pPr>
-              <w:pStyle w:val="Compact"/>
-            </w:pPr>
-            <w:r>
-              <w:t xml:space="preserve">Pass</w:t>
-            </w:r>
-          </w:p>
-        </w:tc>
-      </w:tr>
-      <w:tr>
-        <w:tc>
-          <w:tcPr/>
-          <w:p>
-            <w:pPr>
-              <w:pStyle w:val="Compact"/>
-            </w:pPr>
-            <w:r>
-              <w:t xml:space="preserve">UT-58</w:t>
-            </w:r>
-          </w:p>
-        </w:tc>
-        <w:tc>
-          <w:tcPr/>
-          <w:p>
-            <w:pPr>
-              <w:pStyle w:val="Compact"/>
-            </w:pPr>
-            <w:r>
-              <w:t xml:space="preserve">dq/null_checks.sql</w:t>
-            </w:r>
-          </w:p>
-        </w:tc>
-        <w:tc>
-          <w:tcPr/>
-          <w:p>
-            <w:pPr>
-              <w:pStyle w:val="Compact"/>
-            </w:pPr>
-            <w:r>
-              <w:t xml:space="preserve">dim_product: name missing</w:t>
-            </w:r>
-          </w:p>
-        </w:tc>
-        <w:tc>
-          <w:tcPr/>
-          <w:p>
-            <w:pPr>
-              <w:pStyle w:val="Compact"/>
-            </w:pPr>
-            <w:r>
-              <w:t xml:space="preserve">0</w:t>
-            </w:r>
-          </w:p>
-        </w:tc>
-        <w:tc>
-          <w:tcPr/>
-          <w:p>
-            <w:pPr>
-              <w:pStyle w:val="Compact"/>
-            </w:pPr>
-            <w:r>
-              <w:t xml:space="preserve">Pass</w:t>
-            </w:r>
-          </w:p>
-        </w:tc>
-      </w:tr>
-      <w:tr>
-        <w:tc>
-          <w:tcPr/>
-          <w:p>
-            <w:pPr>
-              <w:pStyle w:val="Compact"/>
-            </w:pPr>
-            <w:r>
-              <w:t xml:space="preserve">UT-59</w:t>
-            </w:r>
-          </w:p>
-        </w:tc>
-        <w:tc>
-          <w:tcPr/>
-          <w:p>
-            <w:pPr>
-              <w:pStyle w:val="Compact"/>
-            </w:pPr>
-            <w:r>
-              <w:t xml:space="preserve">dq/referential_integrity.sql</w:t>
-            </w:r>
-          </w:p>
-        </w:tc>
-        <w:tc>
-          <w:tcPr/>
-          <w:p>
-            <w:pPr>
-              <w:pStyle w:val="Compact"/>
-            </w:pPr>
-            <w:r>
-              <w:t xml:space="preserve">fact_sales: date not in dim_date</w:t>
-            </w:r>
-          </w:p>
-        </w:tc>
-        <w:tc>
-          <w:tcPr/>
-          <w:p>
-            <w:pPr>
-              <w:pStyle w:val="Compact"/>
-            </w:pPr>
-            <w:r>
-              <w:t xml:space="preserve">0</w:t>
-            </w:r>
-          </w:p>
-        </w:tc>
-        <w:tc>
-          <w:tcPr/>
-          <w:p>
-            <w:pPr>
-              <w:pStyle w:val="Compact"/>
-            </w:pPr>
-            <w:r>
-              <w:t xml:space="preserve">Pass</w:t>
-            </w:r>
-          </w:p>
-        </w:tc>
-      </w:tr>
-      <w:tr>
-        <w:tc>
-          <w:tcPr/>
-          <w:p>
-            <w:pPr>
-              <w:pStyle w:val="Compact"/>
-            </w:pPr>
-            <w:r>
-              <w:t xml:space="preserve">UT-60</w:t>
-            </w:r>
-          </w:p>
-        </w:tc>
-        <w:tc>
-          <w:tcPr/>
-          <w:p>
-            <w:pPr>
-              <w:pStyle w:val="Compact"/>
-            </w:pPr>
-            <w:r>
-              <w:t xml:space="preserve">dq/referential_integrity.sql</w:t>
-            </w:r>
-          </w:p>
-        </w:tc>
-        <w:tc>
-          <w:tcPr/>
-          <w:p>
-            <w:pPr>
-              <w:pStyle w:val="Compact"/>
-            </w:pPr>
-            <w:r>
-              <w:t xml:space="preserve">fact_sales: company not in dim_company</w:t>
-            </w:r>
-          </w:p>
-        </w:tc>
-        <w:tc>
-          <w:tcPr/>
-          <w:p>
-            <w:pPr>
-              <w:pStyle w:val="Compact"/>
-            </w:pPr>
-            <w:r>
-              <w:t xml:space="preserve">0</w:t>
-            </w:r>
-          </w:p>
-        </w:tc>
-        <w:tc>
-          <w:tcPr/>
-          <w:p>
-            <w:pPr>
-              <w:pStyle w:val="Compact"/>
-            </w:pPr>
-            <w:r>
-              <w:t xml:space="preserve">Pass</w:t>
-            </w:r>
-          </w:p>
-        </w:tc>
-      </w:tr>
-      <w:tr>
-        <w:tc>
-          <w:tcPr/>
-          <w:p>
-            <w:pPr>
-              <w:pStyle w:val="Compact"/>
-            </w:pPr>
-            <w:r>
-              <w:t xml:space="preserve">UT-61</w:t>
-            </w:r>
-          </w:p>
-        </w:tc>
-        <w:tc>
-          <w:tcPr/>
-          <w:p>
-            <w:pPr>
-              <w:pStyle w:val="Compact"/>
-            </w:pPr>
-            <w:r>
-              <w:t xml:space="preserve">dq/referential_integrity.sql</w:t>
-            </w:r>
-          </w:p>
-        </w:tc>
-        <w:tc>
-          <w:tcPr/>
-          <w:p>
-            <w:pPr>
-              <w:pStyle w:val="Compact"/>
-            </w:pPr>
-            <w:r>
-              <w:t xml:space="preserve">fact_sales: product not in dim_product</w:t>
-            </w:r>
-          </w:p>
-        </w:tc>
-        <w:tc>
-          <w:tcPr/>
-          <w:p>
-            <w:pPr>
-              <w:pStyle w:val="Compact"/>
-            </w:pPr>
-            <w:r>
-              <w:t xml:space="preserve">0</w:t>
-            </w:r>
-          </w:p>
-        </w:tc>
-        <w:tc>
-          <w:tcPr/>
-          <w:p>
-            <w:pPr>
-              <w:pStyle w:val="Compact"/>
-            </w:pPr>
-            <w:r>
-              <w:t xml:space="preserve">Pass</w:t>
-            </w:r>
-          </w:p>
-        </w:tc>
-      </w:tr>
-      <w:tr>
-        <w:tc>
-          <w:tcPr/>
-          <w:p>
-            <w:pPr>
-              <w:pStyle w:val="Compact"/>
-            </w:pPr>
-            <w:r>
-              <w:t xml:space="preserve">UT-62</w:t>
-            </w:r>
-          </w:p>
-        </w:tc>
-        <w:tc>
-          <w:tcPr/>
-          <w:p>
-            <w:pPr>
-              <w:pStyle w:val="Compact"/>
-            </w:pPr>
-            <w:r>
-              <w:t xml:space="preserve">dq/referential_integrity.sql</w:t>
-            </w:r>
-          </w:p>
-        </w:tc>
-        <w:tc>
-          <w:tcPr/>
-          <w:p>
-            <w:pPr>
-              <w:pStyle w:val="Compact"/>
-            </w:pPr>
-            <w:r>
-              <w:t xml:space="preserve">fact_sales: end customer not in dim_end_customer</w:t>
-            </w:r>
-          </w:p>
-        </w:tc>
-        <w:tc>
-          <w:tcPr/>
-          <w:p>
-            <w:pPr>
-              <w:pStyle w:val="Compact"/>
-            </w:pPr>
-            <w:r>
-              <w:t xml:space="preserve">0</w:t>
-            </w:r>
-          </w:p>
-        </w:tc>
-        <w:tc>
-          <w:tcPr/>
-          <w:p>
-            <w:pPr>
-              <w:pStyle w:val="Compact"/>
-            </w:pPr>
-            <w:r>
-              <w:t xml:space="preserve">Pass</w:t>
-            </w:r>
-          </w:p>
-        </w:tc>
-      </w:tr>
-      <w:tr>
-        <w:tc>
-          <w:tcPr/>
-          <w:p>
-            <w:pPr>
-              <w:pStyle w:val="Compact"/>
-            </w:pPr>
-            <w:r>
-              <w:t xml:space="preserve">UT-63</w:t>
-            </w:r>
-          </w:p>
-        </w:tc>
-        <w:tc>
-          <w:tcPr/>
-          <w:p>
-            <w:pPr>
-              <w:pStyle w:val="Compact"/>
-            </w:pPr>
-            <w:r>
-              <w:t xml:space="preserve">dq/referential_integrity.sql</w:t>
-            </w:r>
-          </w:p>
-        </w:tc>
-        <w:tc>
-          <w:tcPr/>
-          <w:p>
-            <w:pPr>
-              <w:pStyle w:val="Compact"/>
-            </w:pPr>
-            <w:r>
-              <w:t xml:space="preserve">fact_logins: date not in dim_date</w:t>
-            </w:r>
-          </w:p>
-        </w:tc>
-        <w:tc>
-          <w:tcPr/>
-          <w:p>
-            <w:pPr>
-              <w:pStyle w:val="Compact"/>
-            </w:pPr>
-            <w:r>
-              <w:t xml:space="preserve">0</w:t>
-            </w:r>
-          </w:p>
-        </w:tc>
-        <w:tc>
-          <w:tcPr/>
-          <w:p>
-            <w:pPr>
-              <w:pStyle w:val="Compact"/>
-            </w:pPr>
-            <w:r>
-              <w:t xml:space="preserve">Pass</w:t>
-            </w:r>
-          </w:p>
-        </w:tc>
-      </w:tr>
-      <w:tr>
-        <w:tc>
-          <w:tcPr/>
-          <w:p>
-            <w:pPr>
-              <w:pStyle w:val="Compact"/>
-            </w:pPr>
-            <w:r>
-              <w:t xml:space="preserve">UT-64</w:t>
-            </w:r>
-          </w:p>
-        </w:tc>
-        <w:tc>
-          <w:tcPr/>
-          <w:p>
-            <w:pPr>
-              <w:pStyle w:val="Compact"/>
-            </w:pPr>
-            <w:r>
-              <w:t xml:space="preserve">dq/referential_integrity.sql</w:t>
-            </w:r>
-          </w:p>
-        </w:tc>
-        <w:tc>
-          <w:tcPr/>
-          <w:p>
-            <w:pPr>
-              <w:pStyle w:val="Compact"/>
-            </w:pPr>
-            <w:r>
-              <w:t xml:space="preserve">fact_logins: company not in dim_company</w:t>
-            </w:r>
-          </w:p>
-        </w:tc>
-        <w:tc>
-          <w:tcPr/>
-          <w:p>
-            <w:pPr>
-              <w:pStyle w:val="Compact"/>
-            </w:pPr>
-            <w:r>
-              <w:t xml:space="preserve">0</w:t>
-            </w:r>
-          </w:p>
-        </w:tc>
-        <w:tc>
-          <w:tcPr/>
-          <w:p>
-            <w:pPr>
-              <w:pStyle w:val="Compact"/>
-            </w:pPr>
-            <w:r>
-              <w:t xml:space="preserve">Pass</w:t>
-            </w:r>
-          </w:p>
-        </w:tc>
-      </w:tr>
-      <w:tr>
-        <w:tc>
-          <w:tcPr/>
-          <w:p>
-            <w:pPr>
-              <w:pStyle w:val="Compact"/>
-            </w:pPr>
-            <w:r>
-              <w:t xml:space="preserve">UT-65</w:t>
-            </w:r>
-          </w:p>
-        </w:tc>
-        <w:tc>
-          <w:tcPr/>
-          <w:p>
-            <w:pPr>
-              <w:pStyle w:val="Compact"/>
-            </w:pPr>
-            <w:r>
-              <w:t xml:space="preserve">dq/referential_integrity.sql</w:t>
-            </w:r>
-          </w:p>
-        </w:tc>
-        <w:tc>
-          <w:tcPr/>
-          <w:p>
-            <w:pPr>
-              <w:pStyle w:val="Compact"/>
-            </w:pPr>
-            <w:r>
-              <w:t xml:space="preserve">fact_logins: device not in dim_device</w:t>
-            </w:r>
-          </w:p>
-        </w:tc>
-        <w:tc>
-          <w:tcPr/>
-          <w:p>
-            <w:pPr>
-              <w:pStyle w:val="Compact"/>
-            </w:pPr>
-            <w:r>
-              <w:t xml:space="preserve">0</w:t>
-            </w:r>
-          </w:p>
-        </w:tc>
-        <w:tc>
-          <w:tcPr/>
-          <w:p>
-            <w:pPr>
-              <w:pStyle w:val="Compact"/>
-            </w:pPr>
-            <w:r>
-              <w:t xml:space="preserve">Pass</w:t>
-            </w:r>
-          </w:p>
-        </w:tc>
-      </w:tr>
-      <w:tr>
-        <w:tc>
-          <w:tcPr/>
-          <w:p>
-            <w:pPr>
-              <w:pStyle w:val="Compact"/>
-            </w:pPr>
-            <w:r>
-              <w:t xml:space="preserve">UT-66</w:t>
-            </w:r>
-          </w:p>
-        </w:tc>
-        <w:tc>
-          <w:tcPr/>
-          <w:p>
-            <w:pPr>
-              <w:pStyle w:val="Compact"/>
-            </w:pPr>
-            <w:r>
-              <w:t xml:space="preserve">dq/referential_integrity.sql</w:t>
-            </w:r>
-          </w:p>
-        </w:tc>
-        <w:tc>
-          <w:tcPr/>
-          <w:p>
-            <w:pPr>
-              <w:pStyle w:val="Compact"/>
-            </w:pPr>
-            <w:r>
-              <w:t xml:space="preserve">fact_logins: country not in dim_country</w:t>
-            </w:r>
-          </w:p>
-        </w:tc>
-        <w:tc>
-          <w:tcPr/>
-          <w:p>
-            <w:pPr>
-              <w:pStyle w:val="Compact"/>
-            </w:pPr>
-            <w:r>
-              <w:t xml:space="preserve">0</w:t>
-            </w:r>
-          </w:p>
-        </w:tc>
-        <w:tc>
-          <w:tcPr/>
-          <w:p>
-            <w:pPr>
-              <w:pStyle w:val="Compact"/>
-            </w:pPr>
-            <w:r>
-              <w:t xml:space="preserve">Pass</w:t>
-            </w:r>
-          </w:p>
-        </w:tc>
-      </w:tr>
-      <w:tr>
-        <w:tc>
-          <w:tcPr/>
-          <w:p>
-            <w:pPr>
-              <w:pStyle w:val="Compact"/>
-            </w:pPr>
-            <w:r>
-              <w:t xml:space="preserve">UT-67</w:t>
-            </w:r>
-          </w:p>
-        </w:tc>
-        <w:tc>
-          <w:tcPr/>
-          <w:p>
-            <w:pPr>
-              <w:pStyle w:val="Compact"/>
-            </w:pPr>
-            <w:r>
-              <w:t xml:space="preserve">dq/referential_integrity.sql</w:t>
-            </w:r>
-          </w:p>
-        </w:tc>
-        <w:tc>
-          <w:tcPr/>
-          <w:p>
-            <w:pPr>
-              <w:pStyle w:val="Compact"/>
-            </w:pPr>
-            <w:r>
-              <w:t xml:space="preserve">dim_company: country not in dim_country</w:t>
-            </w:r>
-          </w:p>
-        </w:tc>
-        <w:tc>
-          <w:tcPr/>
-          <w:p>
-            <w:pPr>
-              <w:pStyle w:val="Compact"/>
-            </w:pPr>
-            <w:r>
-              <w:t xml:space="preserve">0</w:t>
-            </w:r>
-          </w:p>
-        </w:tc>
-        <w:tc>
-          <w:tcPr/>
-          <w:p>
-            <w:pPr>
-              <w:pStyle w:val="Compact"/>
-            </w:pPr>
-            <w:r>
-              <w:t xml:space="preserve">Pass</w:t>
-            </w:r>
-          </w:p>
-        </w:tc>
-      </w:tr>
     </w:tbl>
-    <w:bookmarkEnd w:id="15"/>
-    <w:bookmarkStart w:id="16" w:name="report-views"/>
+    <w:bookmarkEnd w:id="13"/>
+    <w:bookmarkStart w:id="14" w:name="data-quality-checks"/>
     <w:p>
       <w:pPr>
         <w:pStyle w:val="Heading1"/>
       </w:pPr>
+      <w:r>
+        <w:rPr>
+          <w:rStyle w:val="SectionNumber"/>
+        </w:rPr>
+        <w:t xml:space="preserve">6</w:t>
+      </w:r>
+      <w:r>
+        <w:tab/>
+      </w:r>
+      <w:r>
+        <w:t xml:space="preserve">Data quality checks</w:t>
+      </w:r>
+    </w:p>
+    <w:p>
+      <w:pPr>
+        <w:pStyle w:val="FirstParagraph"/>
+      </w:pPr>
+      <w:r>
+        <w:t xml:space="preserve">Each check must find 0 bad rows. The 36 checks are grouped in 5 files; each file holds one kind of check.</w:t>
+      </w:r>
+    </w:p>
+    <w:tbl>
+      <w:tblPr>
+        <w:tblStyle w:val="Table"/>
+        <w:tblW w:type="pct" w:w="5000"/>
+        <w:tblLayout w:type="fixed"/>
+        <w:tblLook w:firstRow="1" w:lastRow="0" w:firstColumn="0" w:lastColumn="0" w:noHBand="0" w:noVBand="0" w:val="0020"/>
+      </w:tblPr>
+      <w:tblGrid>
+        <w:gridCol w:w="660"/>
+        <w:gridCol w:w="2112"/>
+        <w:gridCol w:w="3168"/>
+        <w:gridCol w:w="660"/>
+        <w:gridCol w:w="660"/>
+        <w:gridCol w:w="660"/>
+      </w:tblGrid>
+      <w:tr>
+        <w:trPr>
+          <w:tblHeader w:val="on"/>
+        </w:trPr>
+        <w:tc>
+          <w:tcPr/>
+          <w:p>
+            <w:pPr>
+              <w:pStyle w:val="Compact"/>
+              <w:keepNext/>
+            </w:pPr>
+            <w:r>
+              <w:t xml:space="preserve">ID</w:t>
+            </w:r>
+          </w:p>
+        </w:tc>
+        <w:tc>
+          <w:tcPr/>
+          <w:p>
+            <w:pPr>
+              <w:pStyle w:val="Compact"/>
+              <w:keepNext/>
+            </w:pPr>
+            <w:r>
+              <w:t xml:space="preserve">File</w:t>
+            </w:r>
+          </w:p>
+        </w:tc>
+        <w:tc>
+          <w:tcPr/>
+          <w:p>
+            <w:pPr>
+              <w:pStyle w:val="Compact"/>
+              <w:keepNext/>
+            </w:pPr>
+            <w:r>
+              <w:t xml:space="preserve">What it checks</w:t>
+            </w:r>
+          </w:p>
+        </w:tc>
+        <w:tc>
+          <w:tcPr/>
+          <w:p>
+            <w:pPr>
+              <w:pStyle w:val="Compact"/>
+              <w:keepNext/>
+            </w:pPr>
+            <w:r>
+              <w:t xml:space="preserve">Checks</w:t>
+            </w:r>
+          </w:p>
+        </w:tc>
+        <w:tc>
+          <w:tcPr/>
+          <w:p>
+            <w:pPr>
+              <w:pStyle w:val="Compact"/>
+              <w:keepNext/>
+            </w:pPr>
+            <w:r>
+              <w:t xml:space="preserve">Bad rows</w:t>
+            </w:r>
+          </w:p>
+        </w:tc>
+        <w:tc>
+          <w:tcPr/>
+          <w:p>
+            <w:pPr>
+              <w:pStyle w:val="Compact"/>
+              <w:keepNext/>
+            </w:pPr>
+            <w:r>
+              <w:t xml:space="preserve">Result</w:t>
+            </w:r>
+          </w:p>
+        </w:tc>
+      </w:tr>
+      <w:tr>
+        <w:tc>
+          <w:tcPr/>
+          <w:p>
+            <w:pPr>
+              <w:pStyle w:val="Compact"/>
+            </w:pPr>
+            <w:r>
+              <w:t xml:space="preserve">UT-32</w:t>
+            </w:r>
+          </w:p>
+        </w:tc>
+        <w:tc>
+          <w:tcPr/>
+          <w:p>
+            <w:pPr>
+              <w:pStyle w:val="Compact"/>
+            </w:pPr>
+            <w:r>
+              <w:t xml:space="preserve">dq/no_row_lost.sql</w:t>
+            </w:r>
+          </w:p>
+        </w:tc>
+        <w:tc>
+          <w:tcPr/>
+          <w:p>
+            <w:pPr>
+              <w:pStyle w:val="Compact"/>
+            </w:pPr>
+            <w:r>
+              <w:t xml:space="preserve">No row went missing: raw rows = good rows + refused rows</w:t>
+            </w:r>
+          </w:p>
+        </w:tc>
+        <w:tc>
+          <w:tcPr/>
+          <w:p>
+            <w:pPr>
+              <w:pStyle w:val="Compact"/>
+            </w:pPr>
+            <w:r>
+              <w:t xml:space="preserve">9</w:t>
+            </w:r>
+          </w:p>
+        </w:tc>
+        <w:tc>
+          <w:tcPr/>
+          <w:p>
+            <w:pPr>
+              <w:pStyle w:val="Compact"/>
+            </w:pPr>
+            <w:r>
+              <w:t xml:space="preserve">0</w:t>
+            </w:r>
+          </w:p>
+        </w:tc>
+        <w:tc>
+          <w:tcPr/>
+          <w:p>
+            <w:pPr>
+              <w:pStyle w:val="Compact"/>
+            </w:pPr>
+            <w:r>
+              <w:t xml:space="preserve">Pass</w:t>
+            </w:r>
+          </w:p>
+        </w:tc>
+      </w:tr>
+      <w:tr>
+        <w:tc>
+          <w:tcPr/>
+          <w:p>
+            <w:pPr>
+              <w:pStyle w:val="Compact"/>
+            </w:pPr>
+            <w:r>
+              <w:t xml:space="preserve">UT-33</w:t>
+            </w:r>
+          </w:p>
+        </w:tc>
+        <w:tc>
+          <w:tcPr/>
+          <w:p>
+            <w:pPr>
+              <w:pStyle w:val="Compact"/>
+            </w:pPr>
+            <w:r>
+              <w:t xml:space="preserve">dq/reject_rate.sql</w:t>
+            </w:r>
+          </w:p>
+        </w:tc>
+        <w:tc>
+          <w:tcPr/>
+          <w:p>
+            <w:pPr>
+              <w:pStyle w:val="Compact"/>
+            </w:pPr>
+            <w:r>
+              <w:t xml:space="preserve">No step refused more than 20% of its rows</w:t>
+            </w:r>
+          </w:p>
+        </w:tc>
+        <w:tc>
+          <w:tcPr/>
+          <w:p>
+            <w:pPr>
+              <w:pStyle w:val="Compact"/>
+            </w:pPr>
+            <w:r>
+              <w:t xml:space="preserve">8</w:t>
+            </w:r>
+          </w:p>
+        </w:tc>
+        <w:tc>
+          <w:tcPr/>
+          <w:p>
+            <w:pPr>
+              <w:pStyle w:val="Compact"/>
+            </w:pPr>
+            <w:r>
+              <w:t xml:space="preserve">0</w:t>
+            </w:r>
+          </w:p>
+        </w:tc>
+        <w:tc>
+          <w:tcPr/>
+          <w:p>
+            <w:pPr>
+              <w:pStyle w:val="Compact"/>
+            </w:pPr>
+            <w:r>
+              <w:t xml:space="preserve">Pass</w:t>
+            </w:r>
+          </w:p>
+        </w:tc>
+      </w:tr>
+      <w:tr>
+        <w:tc>
+          <w:tcPr/>
+          <w:p>
+            <w:pPr>
+              <w:pStyle w:val="Compact"/>
+            </w:pPr>
+            <w:r>
+              <w:t xml:space="preserve">UT-34</w:t>
+            </w:r>
+          </w:p>
+        </w:tc>
+        <w:tc>
+          <w:tcPr/>
+          <w:p>
+            <w:pPr>
+              <w:pStyle w:val="Compact"/>
+            </w:pPr>
+            <w:r>
+              <w:t xml:space="preserve">dq/duplicates.sql</w:t>
+            </w:r>
+          </w:p>
+        </w:tc>
+        <w:tc>
+          <w:tcPr/>
+          <w:p>
+            <w:pPr>
+              <w:pStyle w:val="Compact"/>
+            </w:pPr>
+            <w:r>
+              <w:t xml:space="preserve">Nothing appears twice; one current version per company, product and customer</w:t>
+            </w:r>
+          </w:p>
+        </w:tc>
+        <w:tc>
+          <w:tcPr/>
+          <w:p>
+            <w:pPr>
+              <w:pStyle w:val="Compact"/>
+            </w:pPr>
+            <w:r>
+              <w:t xml:space="preserve">6</w:t>
+            </w:r>
+          </w:p>
+        </w:tc>
+        <w:tc>
+          <w:tcPr/>
+          <w:p>
+            <w:pPr>
+              <w:pStyle w:val="Compact"/>
+            </w:pPr>
+            <w:r>
+              <w:t xml:space="preserve">0</w:t>
+            </w:r>
+          </w:p>
+        </w:tc>
+        <w:tc>
+          <w:tcPr/>
+          <w:p>
+            <w:pPr>
+              <w:pStyle w:val="Compact"/>
+            </w:pPr>
+            <w:r>
+              <w:t xml:space="preserve">Pass</w:t>
+            </w:r>
+          </w:p>
+        </w:tc>
+      </w:tr>
+      <w:tr>
+        <w:tc>
+          <w:tcPr/>
+          <w:p>
+            <w:pPr>
+              <w:pStyle w:val="Compact"/>
+            </w:pPr>
+            <w:r>
+              <w:t xml:space="preserve">UT-35</w:t>
+            </w:r>
+          </w:p>
+        </w:tc>
+        <w:tc>
+          <w:tcPr/>
+          <w:p>
+            <w:pPr>
+              <w:pStyle w:val="Compact"/>
+            </w:pPr>
+            <w:r>
+              <w:t xml:space="preserve">dq/null_checks.sql</w:t>
+            </w:r>
+          </w:p>
+        </w:tc>
+        <w:tc>
+          <w:tcPr/>
+          <w:p>
+            <w:pPr>
+              <w:pStyle w:val="Compact"/>
+            </w:pPr>
+            <w:r>
+              <w:t xml:space="preserve">Amounts, usernames and names are filled in</w:t>
+            </w:r>
+          </w:p>
+        </w:tc>
+        <w:tc>
+          <w:tcPr/>
+          <w:p>
+            <w:pPr>
+              <w:pStyle w:val="Compact"/>
+            </w:pPr>
+            <w:r>
+              <w:t xml:space="preserve">4</w:t>
+            </w:r>
+          </w:p>
+        </w:tc>
+        <w:tc>
+          <w:tcPr/>
+          <w:p>
+            <w:pPr>
+              <w:pStyle w:val="Compact"/>
+            </w:pPr>
+            <w:r>
+              <w:t xml:space="preserve">0</w:t>
+            </w:r>
+          </w:p>
+        </w:tc>
+        <w:tc>
+          <w:tcPr/>
+          <w:p>
+            <w:pPr>
+              <w:pStyle w:val="Compact"/>
+            </w:pPr>
+            <w:r>
+              <w:t xml:space="preserve">Pass</w:t>
+            </w:r>
+          </w:p>
+        </w:tc>
+      </w:tr>
+      <w:tr>
+        <w:tc>
+          <w:tcPr/>
+          <w:p>
+            <w:pPr>
+              <w:pStyle w:val="Compact"/>
+            </w:pPr>
+            <w:r>
+              <w:t xml:space="preserve">UT-36</w:t>
+            </w:r>
+          </w:p>
+        </w:tc>
+        <w:tc>
+          <w:tcPr/>
+          <w:p>
+            <w:pPr>
+              <w:pStyle w:val="Compact"/>
+            </w:pPr>
+            <w:r>
+              <w:t xml:space="preserve">dq/referential_integrity.sql</w:t>
+            </w:r>
+          </w:p>
+        </w:tc>
+        <w:tc>
+          <w:tcPr/>
+          <w:p>
+            <w:pPr>
+              <w:pStyle w:val="Compact"/>
+            </w:pPr>
+            <w:r>
+              <w:t xml:space="preserve">Every fact row points to a dimension row that exists</w:t>
+            </w:r>
+          </w:p>
+        </w:tc>
+        <w:tc>
+          <w:tcPr/>
+          <w:p>
+            <w:pPr>
+              <w:pStyle w:val="Compact"/>
+            </w:pPr>
+            <w:r>
+              <w:t xml:space="preserve">9</w:t>
+            </w:r>
+          </w:p>
+        </w:tc>
+        <w:tc>
+          <w:tcPr/>
+          <w:p>
+            <w:pPr>
+              <w:pStyle w:val="Compact"/>
+            </w:pPr>
+            <w:r>
+              <w:t xml:space="preserve">0</w:t>
+            </w:r>
+          </w:p>
+        </w:tc>
+        <w:tc>
+          <w:tcPr/>
+          <w:p>
+            <w:pPr>
+              <w:pStyle w:val="Compact"/>
+            </w:pPr>
+            <w:r>
+              <w:t xml:space="preserve">Pass</w:t>
+            </w:r>
+          </w:p>
+        </w:tc>
+      </w:tr>
+    </w:tbl>
+    <w:bookmarkEnd w:id="14"/>
+    <w:bookmarkStart w:id="15" w:name="report-views"/>
+    <w:p>
+      <w:pPr>
+        <w:pStyle w:val="Heading1"/>
+      </w:pPr>
+      <w:r>
+        <w:rPr>
+          <w:rStyle w:val="SectionNumber"/>
+        </w:rPr>
+        <w:t xml:space="preserve">7</w:t>
+      </w:r>
+      <w:r>
+        <w:tab/>
+      </w:r>
       <w:r>
         <w:t xml:space="preserve">Report views</w:t>
       </w:r>
@@ -4968,9 +2968,8 @@
       </w:tblPr>
       <w:tblGrid>
         <w:gridCol w:w="649"/>
-        <w:gridCol w:w="2077"/>
-        <w:gridCol w:w="1558"/>
-        <w:gridCol w:w="2986"/>
+        <w:gridCol w:w="2856"/>
+        <w:gridCol w:w="3765"/>
         <w:gridCol w:w="649"/>
       </w:tblGrid>
       <w:tr>
@@ -4982,6 +2981,7 @@
           <w:p>
             <w:pPr>
               <w:pStyle w:val="Compact"/>
+              <w:keepNext/>
             </w:pPr>
             <w:r>
               <w:t xml:space="preserve">ID</w:t>
@@ -4993,6 +2993,7 @@
           <w:p>
             <w:pPr>
               <w:pStyle w:val="Compact"/>
+              <w:keepNext/>
             </w:pPr>
             <w:r>
               <w:t xml:space="preserve">Test</w:t>
@@ -5004,66 +3005,46 @@
           <w:p>
             <w:pPr>
               <w:pStyle w:val="Compact"/>
-            </w:pPr>
-            <w:r>
-              <w:t xml:space="preserve">Expected</w:t>
-            </w:r>
-          </w:p>
-        </w:tc>
-        <w:tc>
-          <w:tcPr/>
-          <w:p>
-            <w:pPr>
-              <w:pStyle w:val="Compact"/>
+              <w:keepNext/>
+            </w:pPr>
+            <w:r>
+              <w:t xml:space="preserve">Found</w:t>
+            </w:r>
+          </w:p>
+        </w:tc>
+        <w:tc>
+          <w:tcPr/>
+          <w:p>
+            <w:pPr>
+              <w:pStyle w:val="Compact"/>
+              <w:keepNext/>
             </w:pPr>
             <w:r>
               <w:t xml:space="preserve">Result</w:t>
             </w:r>
           </w:p>
         </w:tc>
-        <w:tc>
-          <w:tcPr/>
-          <w:p>
-            <w:pPr>
-              <w:pStyle w:val="Compact"/>
-            </w:pPr>
-            <w:r>
-              <w:t xml:space="preserve">Status</w:t>
-            </w:r>
-          </w:p>
-        </w:tc>
-      </w:tr>
-      <w:tr>
-        <w:tc>
-          <w:tcPr/>
-          <w:p>
-            <w:pPr>
-              <w:pStyle w:val="Compact"/>
-            </w:pPr>
-            <w:r>
-              <w:t xml:space="preserve">UT-68</w:t>
-            </w:r>
-          </w:p>
-        </w:tc>
-        <w:tc>
-          <w:tcPr/>
-          <w:p>
-            <w:pPr>
-              <w:pStyle w:val="Compact"/>
-            </w:pPr>
-            <w:r>
-              <w:t xml:space="preserve">R1 has at most 5 devices, biggest first</w:t>
-            </w:r>
-          </w:p>
-        </w:tc>
-        <w:tc>
-          <w:tcPr/>
-          <w:p>
-            <w:pPr>
-              <w:pStyle w:val="Compact"/>
-            </w:pPr>
-            <w:r>
-              <w:t xml:space="preserve">5 rows, sorted</w:t>
+      </w:tr>
+      <w:tr>
+        <w:tc>
+          <w:tcPr/>
+          <w:p>
+            <w:pPr>
+              <w:pStyle w:val="Compact"/>
+            </w:pPr>
+            <w:r>
+              <w:t xml:space="preserve">UT-37</w:t>
+            </w:r>
+          </w:p>
+        </w:tc>
+        <w:tc>
+          <w:tcPr/>
+          <w:p>
+            <w:pPr>
+              <w:pStyle w:val="Compact"/>
+            </w:pPr>
+            <w:r>
+              <w:t xml:space="preserve">R1 shows at most 5 devices, biggest first</w:t>
             </w:r>
           </w:p>
         </w:tc>
@@ -5098,29 +3079,18 @@
               <w:pStyle w:val="Compact"/>
             </w:pPr>
             <w:r>
-              <w:t xml:space="preserve">UT-69</w:t>
-            </w:r>
-          </w:p>
-        </w:tc>
-        <w:tc>
-          <w:tcPr/>
-          <w:p>
-            <w:pPr>
-              <w:pStyle w:val="Compact"/>
-            </w:pPr>
-            <w:r>
-              <w:t xml:space="preserve">R2 has at most 5 products of one country, biggest first</w:t>
-            </w:r>
-          </w:p>
-        </w:tc>
-        <w:tc>
-          <w:tcPr/>
-          <w:p>
-            <w:pPr>
-              <w:pStyle w:val="Compact"/>
-            </w:pPr>
-            <w:r>
-              <w:t xml:space="preserve">one country, 5 rows, sorted</w:t>
+              <w:t xml:space="preserve">UT-38</w:t>
+            </w:r>
+          </w:p>
+        </w:tc>
+        <w:tc>
+          <w:tcPr/>
+          <w:p>
+            <w:pPr>
+              <w:pStyle w:val="Compact"/>
+            </w:pPr>
+            <w:r>
+              <w:t xml:space="preserve">R2 shows one country and at most 5 products, biggest first</w:t>
             </w:r>
           </w:p>
         </w:tc>
@@ -5155,40 +3125,29 @@
               <w:pStyle w:val="Compact"/>
             </w:pPr>
             <w:r>
-              <w:t xml:space="preserve">UT-70</w:t>
-            </w:r>
-          </w:p>
-        </w:tc>
-        <w:tc>
-          <w:tcPr/>
-          <w:p>
-            <w:pPr>
-              <w:pStyle w:val="Compact"/>
-            </w:pPr>
-            <w:r>
-              <w:t xml:space="preserve">R3 has at most 12 complete months, in order, without the current month</w:t>
-            </w:r>
-          </w:p>
-        </w:tc>
-        <w:tc>
-          <w:tcPr/>
-          <w:p>
-            <w:pPr>
-              <w:pStyle w:val="Compact"/>
-            </w:pPr>
-            <w:r>
-              <w:t xml:space="preserve">12 rows, ascending</w:t>
-            </w:r>
-          </w:p>
-        </w:tc>
-        <w:tc>
-          <w:tcPr/>
-          <w:p>
-            <w:pPr>
-              <w:pStyle w:val="Compact"/>
-            </w:pPr>
-            <w:r>
-              <w:t xml:space="preserve">2025-10 to 2026-09, 12 rows</w:t>
+              <w:t xml:space="preserve">UT-39</w:t>
+            </w:r>
+          </w:p>
+        </w:tc>
+        <w:tc>
+          <w:tcPr/>
+          <w:p>
+            <w:pPr>
+              <w:pStyle w:val="Compact"/>
+            </w:pPr>
+            <w:r>
+              <w:t xml:space="preserve">R3 shows the last 12 full months in order, without the current month</w:t>
+            </w:r>
+          </w:p>
+        </w:tc>
+        <w:tc>
+          <w:tcPr/>
+          <w:p>
+            <w:pPr>
+              <w:pStyle w:val="Compact"/>
+            </w:pPr>
+            <w:r>
+              <w:t xml:space="preserve">2025-10 to 2026-09, 12 months</w:t>
             </w:r>
           </w:p>
         </w:tc>
@@ -5205,14 +3164,23 @@
         </w:tc>
       </w:tr>
     </w:tbl>
-    <w:bookmarkEnd w:id="16"/>
-    <w:bookmarkStart w:id="17" w:name="watermarks-and-incremental-load"/>
+    <w:bookmarkEnd w:id="15"/>
+    <w:bookmarkStart w:id="16" w:name="incremental-load"/>
     <w:p>
       <w:pPr>
         <w:pStyle w:val="Heading1"/>
       </w:pPr>
       <w:r>
-        <w:t xml:space="preserve">Watermarks and incremental load</w:t>
+        <w:rPr>
+          <w:rStyle w:val="SectionNumber"/>
+        </w:rPr>
+        <w:t xml:space="preserve">8</w:t>
+      </w:r>
+      <w:r>
+        <w:tab/>
+      </w:r>
+      <w:r>
+        <w:t xml:space="preserve">Incremental load</w:t>
       </w:r>
     </w:p>
     <w:tbl>
@@ -5223,10 +3191,10 @@
         <w:tblLook w:firstRow="1" w:lastRow="0" w:firstColumn="0" w:lastColumn="0" w:noHBand="0" w:noVBand="0" w:val="0020"/>
       </w:tblPr>
       <w:tblGrid>
-        <w:gridCol w:w="660"/>
-        <w:gridCol w:w="3960"/>
-        <w:gridCol w:w="2640"/>
-        <w:gridCol w:w="660"/>
+        <w:gridCol w:w="649"/>
+        <w:gridCol w:w="3765"/>
+        <w:gridCol w:w="2856"/>
+        <w:gridCol w:w="649"/>
       </w:tblGrid>
       <w:tr>
         <w:trPr>
@@ -5237,6 +3205,7 @@
           <w:p>
             <w:pPr>
               <w:pStyle w:val="Compact"/>
+              <w:keepNext/>
             </w:pPr>
             <w:r>
               <w:t xml:space="preserve">ID</w:t>
@@ -5248,6 +3217,7 @@
           <w:p>
             <w:pPr>
               <w:pStyle w:val="Compact"/>
+              <w:keepNext/>
             </w:pPr>
             <w:r>
               <w:t xml:space="preserve">Test</w:t>
@@ -5259,55 +3229,57 @@
           <w:p>
             <w:pPr>
               <w:pStyle w:val="Compact"/>
+              <w:keepNext/>
+            </w:pPr>
+            <w:r>
+              <w:t xml:space="preserve">Found</w:t>
+            </w:r>
+          </w:p>
+        </w:tc>
+        <w:tc>
+          <w:tcPr/>
+          <w:p>
+            <w:pPr>
+              <w:pStyle w:val="Compact"/>
+              <w:keepNext/>
             </w:pPr>
             <w:r>
               <w:t xml:space="preserve">Result</w:t>
             </w:r>
           </w:p>
         </w:tc>
-        <w:tc>
-          <w:tcPr/>
-          <w:p>
-            <w:pPr>
-              <w:pStyle w:val="Compact"/>
-            </w:pPr>
-            <w:r>
-              <w:t xml:space="preserve">Status</w:t>
-            </w:r>
-          </w:p>
-        </w:tc>
-      </w:tr>
-      <w:tr>
-        <w:tc>
-          <w:tcPr/>
-          <w:p>
-            <w:pPr>
-              <w:pStyle w:val="Compact"/>
-            </w:pPr>
-            <w:r>
-              <w:t xml:space="preserve">UT-71</w:t>
-            </w:r>
-          </w:p>
-        </w:tc>
-        <w:tc>
-          <w:tcPr/>
-          <w:p>
-            <w:pPr>
-              <w:pStyle w:val="Compact"/>
-            </w:pPr>
-            <w:r>
-              <w:t xml:space="preserve">Each growing raw table has its watermark; order watermarks never pass the last change id (test_each_growing_table_has_its_watermark)</w:t>
-            </w:r>
-          </w:p>
-        </w:tc>
-        <w:tc>
-          <w:tcPr/>
-          <w:p>
-            <w:pPr>
-              <w:pStyle w:val="Compact"/>
-            </w:pPr>
-            <w:r>
-              <w:t xml:space="preserve">raw_orders = 4227, raw_order_items = 4227, raw_web_logs = 2026-10-20T15:13:32-03:00</w:t>
+      </w:tr>
+      <w:tr>
+        <w:tc>
+          <w:tcPr/>
+          <w:p>
+            <w:pPr>
+              <w:pStyle w:val="Compact"/>
+            </w:pPr>
+            <w:r>
+              <w:t xml:space="preserve">UT-40</w:t>
+            </w:r>
+          </w:p>
+        </w:tc>
+        <w:tc>
+          <w:tcPr/>
+          <w:p>
+            <w:pPr>
+              <w:pStyle w:val="Compact"/>
+            </w:pPr>
+            <w:r>
+              <w:t xml:space="preserve">Each growing table has a watermark, and the order watermarks never pass the last change id</w:t>
+            </w:r>
+          </w:p>
+        </w:tc>
+        <w:tc>
+          <w:tcPr/>
+          <w:p>
+            <w:pPr>
+              <w:pStyle w:val="Compact"/>
+            </w:pPr>
+            <w:r>
+              <w:t xml:space="preserve">orders and order lines: 4227; log: 2026-10-20T15:13:32-03:00</w:t>
             </w:r>
           </w:p>
         </w:tc>
@@ -5331,29 +3303,29 @@
               <w:pStyle w:val="Compact"/>
             </w:pPr>
             <w:r>
-              <w:t xml:space="preserve">UT-72</w:t>
-            </w:r>
-          </w:p>
-        </w:tc>
-        <w:tc>
-          <w:tcPr/>
-          <w:p>
-            <w:pPr>
-              <w:pStyle w:val="Compact"/>
-            </w:pPr>
-            <w:r>
-              <w:t xml:space="preserve">Raw orders and order lines are the same as the source: count, sum of ids, quantities and prices (test_raw_orders_and_order_items_are_the_same_as_the_source)</w:t>
-            </w:r>
-          </w:p>
-        </w:tc>
-        <w:tc>
-          <w:tcPr/>
-          <w:p>
-            <w:pPr>
-              <w:pStyle w:val="Compact"/>
-            </w:pPr>
-            <w:r>
-              <w:t xml:space="preserve">equal</w:t>
+              <w:t xml:space="preserve">UT-41</w:t>
+            </w:r>
+          </w:p>
+        </w:tc>
+        <w:tc>
+          <w:tcPr/>
+          <w:p>
+            <w:pPr>
+              <w:pStyle w:val="Compact"/>
+            </w:pPr>
+            <w:r>
+              <w:t xml:space="preserve">Raw orders and order lines are the same as the source (count, sum of ids, quantities and prices)</w:t>
+            </w:r>
+          </w:p>
+        </w:tc>
+        <w:tc>
+          <w:tcPr/>
+          <w:p>
+            <w:pPr>
+              <w:pStyle w:val="Compact"/>
+            </w:pPr>
+            <w:r>
+              <w:t xml:space="preserve">the same</w:t>
             </w:r>
           </w:p>
         </w:tc>
@@ -5377,18 +3349,18 @@
               <w:pStyle w:val="Compact"/>
             </w:pPr>
             <w:r>
-              <w:t xml:space="preserve">UT-73</w:t>
-            </w:r>
-          </w:p>
-        </w:tc>
-        <w:tc>
-          <w:tcPr/>
-          <w:p>
-            <w:pPr>
-              <w:pStyle w:val="Compact"/>
-            </w:pPr>
-            <w:r>
-              <w:t xml:space="preserve">No order or order line is loaded twice (test_incremental_loads_never_load_an_order_or_an_order_line_twice)</w:t>
+              <w:t xml:space="preserve">UT-42</w:t>
+            </w:r>
+          </w:p>
+        </w:tc>
+        <w:tc>
+          <w:tcPr/>
+          <w:p>
+            <w:pPr>
+              <w:pStyle w:val="Compact"/>
+            </w:pPr>
+            <w:r>
+              <w:t xml:space="preserve">No order or order line is loaded twice</w:t>
             </w:r>
           </w:p>
         </w:tc>
@@ -5416,14 +3388,23 @@
         </w:tc>
       </w:tr>
     </w:tbl>
-    <w:bookmarkEnd w:id="17"/>
-    <w:bookmarkStart w:id="18" w:name="automated-suite-results"/>
+    <w:bookmarkEnd w:id="16"/>
+    <w:bookmarkStart w:id="17" w:name="the-automated-tests"/>
     <w:p>
       <w:pPr>
         <w:pStyle w:val="Heading1"/>
       </w:pPr>
       <w:r>
-        <w:t xml:space="preserve">Automated suite results</w:t>
+        <w:rPr>
+          <w:rStyle w:val="SectionNumber"/>
+        </w:rPr>
+        <w:t xml:space="preserve">9</w:t>
+      </w:r>
+      <w:r>
+        <w:tab/>
+      </w:r>
+      <w:r>
+        <w:t xml:space="preserve">The automated tests</w:t>
       </w:r>
     </w:p>
     <w:p>
@@ -5441,7 +3422,7 @@
           <w:b/>
           <w:bCs/>
         </w:rPr>
-        <w:t xml:space="preserve">20 passed in 0.44s</w:t>
+        <w:t xml:space="preserve">20 passed</w:t>
       </w:r>
       <w:r>
         <w:t xml:space="preserve">.</w:t>
@@ -5455,8 +3436,8 @@
         <w:tblLook w:firstRow="1" w:lastRow="0" w:firstColumn="0" w:lastColumn="0" w:noHBand="0" w:noVBand="0" w:val="0020"/>
       </w:tblPr>
       <w:tblGrid>
-        <w:gridCol w:w="528"/>
-        <w:gridCol w:w="6336"/>
+        <w:gridCol w:w="396"/>
+        <w:gridCol w:w="6468"/>
         <w:gridCol w:w="1056"/>
       </w:tblGrid>
       <w:tr>
@@ -5468,6 +3449,7 @@
           <w:p>
             <w:pPr>
               <w:pStyle w:val="Compact"/>
+              <w:keepNext/>
             </w:pPr>
             <w:r>
               <w:t xml:space="preserve">#</w:t>
@@ -5479,6 +3461,7 @@
           <w:p>
             <w:pPr>
               <w:pStyle w:val="Compact"/>
+              <w:keepNext/>
             </w:pPr>
             <w:r>
               <w:t xml:space="preserve">Test</w:t>
@@ -5490,6 +3473,7 @@
           <w:p>
             <w:pPr>
               <w:pStyle w:val="Compact"/>
+              <w:keepNext/>
             </w:pPr>
             <w:r>
               <w:t xml:space="preserve">Result</w:t>
@@ -6203,28 +4187,142 @@
         <w:pStyle w:val="BodyText"/>
       </w:pPr>
       <w:r>
-        <w:t xml:space="preserve">On PROD the 5 tests marked made_up_data_only are skipped, so the deploy reports 15 passed and 5 skipped.</w:t>
+        <w:t xml:space="preserve">On PROD, the 5 tests marked made_up_data_only are skipped, because they count on the bad rows of the test data. So the deploy shows 15 passed and 5 skipped.</w:t>
       </w:r>
     </w:p>
-    <w:bookmarkEnd w:id="18"/>
-    <w:bookmarkStart w:id="19" w:name="defects"/>
+    <w:bookmarkEnd w:id="17"/>
+    <w:bookmarkStart w:id="18" w:name="problems-found-and-fixed"/>
     <w:p>
       <w:pPr>
         <w:pStyle w:val="Heading1"/>
       </w:pPr>
       <w:r>
-        <w:t xml:space="preserve">Defects</w:t>
+        <w:rPr>
+          <w:rStyle w:val="SectionNumber"/>
+        </w:rPr>
+        <w:t xml:space="preserve">10</w:t>
+      </w:r>
+      <w:r>
+        <w:tab/>
+      </w:r>
+      <w:r>
+        <w:t xml:space="preserve">Problems found and fixed</w:t>
       </w:r>
     </w:p>
-    <w:p>
-      <w:pPr>
-        <w:pStyle w:val="FirstParagraph"/>
-      </w:pPr>
-      <w:r>
-        <w:t xml:space="preserve">None open. Issues found and fixed during development: the device chart once showed the 5 least-used devices (dashboard sort order); a report view once had a date column added and was restored to the five-row report; a demo once ran the incremental load twice (now once).</w:t>
-      </w:r>
-    </w:p>
-    <w:bookmarkEnd w:id="19"/>
+    <w:tbl>
+      <w:tblPr>
+        <w:tblStyle w:val="Table"/>
+        <w:tblW w:type="pct" w:w="5000"/>
+        <w:tblLayout w:type="fixed"/>
+        <w:tblLook w:firstRow="1" w:lastRow="0" w:firstColumn="0" w:lastColumn="0" w:noHBand="0" w:noVBand="0" w:val="0020"/>
+      </w:tblPr>
+      <w:tblGrid>
+        <w:gridCol w:w="3960"/>
+        <w:gridCol w:w="3960"/>
+      </w:tblGrid>
+      <w:tr>
+        <w:trPr>
+          <w:tblHeader w:val="on"/>
+        </w:trPr>
+        <w:tc>
+          <w:tcPr/>
+          <w:p>
+            <w:pPr>
+              <w:pStyle w:val="Compact"/>
+              <w:keepNext/>
+            </w:pPr>
+            <w:r>
+              <w:t xml:space="preserve">Problem</w:t>
+            </w:r>
+          </w:p>
+        </w:tc>
+        <w:tc>
+          <w:tcPr/>
+          <w:p>
+            <w:pPr>
+              <w:pStyle w:val="Compact"/>
+              <w:keepNext/>
+            </w:pPr>
+            <w:r>
+              <w:t xml:space="preserve">Fix</w:t>
+            </w:r>
+          </w:p>
+        </w:tc>
+      </w:tr>
+      <w:tr>
+        <w:tc>
+          <w:tcPr/>
+          <w:p>
+            <w:pPr>
+              <w:pStyle w:val="Compact"/>
+            </w:pPr>
+            <w:r>
+              <w:t xml:space="preserve">The device chart showed the 5 least-used devices</w:t>
+            </w:r>
+          </w:p>
+        </w:tc>
+        <w:tc>
+          <w:tcPr/>
+          <w:p>
+            <w:pPr>
+              <w:pStyle w:val="Compact"/>
+            </w:pPr>
+            <w:r>
+              <w:t xml:space="preserve">The dashboard sort order was corrected</w:t>
+            </w:r>
+          </w:p>
+        </w:tc>
+      </w:tr>
+      <w:tr>
+        <w:tc>
+          <w:tcPr/>
+          <w:p>
+            <w:pPr>
+              <w:pStyle w:val="Compact"/>
+            </w:pPr>
+            <w:r>
+              <w:t xml:space="preserve">A report view had a date column added by mistake</w:t>
+            </w:r>
+          </w:p>
+        </w:tc>
+        <w:tc>
+          <w:tcPr/>
+          <w:p>
+            <w:pPr>
+              <w:pStyle w:val="Compact"/>
+            </w:pPr>
+            <w:r>
+              <w:t xml:space="preserve">The view was put back to its five-row report</w:t>
+            </w:r>
+          </w:p>
+        </w:tc>
+      </w:tr>
+      <w:tr>
+        <w:tc>
+          <w:tcPr/>
+          <w:p>
+            <w:pPr>
+              <w:pStyle w:val="Compact"/>
+            </w:pPr>
+            <w:r>
+              <w:t xml:space="preserve">A demo ran the incremental load twice</w:t>
+            </w:r>
+          </w:p>
+        </w:tc>
+        <w:tc>
+          <w:tcPr/>
+          <w:p>
+            <w:pPr>
+              <w:pStyle w:val="Compact"/>
+            </w:pPr>
+            <w:r>
+              <w:t xml:space="preserve">It now runs once</w:t>
+            </w:r>
+          </w:p>
+        </w:tc>
+      </w:tr>
+    </w:tbl>
+    <w:bookmarkEnd w:id="18"/>
     <w:sectPr>
       <w:footerReference w:type="default" r:id="rIdFooter1"/>
       <w:pgSz w:w="11906" w:h="16838"/>
@@ -6247,84 +4345,84 @@
     <w:r>
       <w:rPr>
         <w:sz w:val="16"/>
-        <w:color w:val="6B7785"/>
+        <w:color w:val="808080"/>
       </w:rPr>
       <w:t xml:space="preserve">B2B Data Warehouse   |   Page </w:t>
     </w:r>
     <w:r>
       <w:rPr>
         <w:sz w:val="16"/>
-        <w:color w:val="6B7785"/>
+        <w:color w:val="808080"/>
       </w:rPr>
       <w:fldChar w:fldCharType="begin"/>
     </w:r>
     <w:r>
       <w:rPr>
         <w:sz w:val="16"/>
-        <w:color w:val="6B7785"/>
+        <w:color w:val="808080"/>
       </w:rPr>
       <w:instrText xml:space="preserve"> PAGE </w:instrText>
     </w:r>
     <w:r>
       <w:rPr>
         <w:sz w:val="16"/>
-        <w:color w:val="6B7785"/>
+        <w:color w:val="808080"/>
       </w:rPr>
       <w:fldChar w:fldCharType="separate"/>
     </w:r>
     <w:r>
       <w:rPr>
         <w:sz w:val="16"/>
-        <w:color w:val="6B7785"/>
+        <w:color w:val="808080"/>
       </w:rPr>
       <w:t>1</w:t>
     </w:r>
     <w:r>
       <w:rPr>
         <w:sz w:val="16"/>
-        <w:color w:val="6B7785"/>
+        <w:color w:val="808080"/>
       </w:rPr>
       <w:fldChar w:fldCharType="end"/>
     </w:r>
     <w:r>
       <w:rPr>
         <w:sz w:val="16"/>
-        <w:color w:val="6B7785"/>
+        <w:color w:val="808080"/>
       </w:rPr>
       <w:t xml:space="preserve"> of </w:t>
     </w:r>
     <w:r>
       <w:rPr>
         <w:sz w:val="16"/>
-        <w:color w:val="6B7785"/>
+        <w:color w:val="808080"/>
       </w:rPr>
       <w:fldChar w:fldCharType="begin"/>
     </w:r>
     <w:r>
       <w:rPr>
         <w:sz w:val="16"/>
-        <w:color w:val="6B7785"/>
+        <w:color w:val="808080"/>
       </w:rPr>
       <w:instrText xml:space="preserve"> NUMPAGES </w:instrText>
     </w:r>
     <w:r>
       <w:rPr>
         <w:sz w:val="16"/>
-        <w:color w:val="6B7785"/>
+        <w:color w:val="808080"/>
       </w:rPr>
       <w:fldChar w:fldCharType="separate"/>
     </w:r>
     <w:r>
       <w:rPr>
         <w:sz w:val="16"/>
-        <w:color w:val="6B7785"/>
+        <w:color w:val="808080"/>
       </w:rPr>
       <w:t>1</w:t>
     </w:r>
     <w:r>
       <w:rPr>
         <w:sz w:val="16"/>
-        <w:color w:val="6B7785"/>
+        <w:color w:val="808080"/>
       </w:rPr>
       <w:fldChar w:fldCharType="end"/>
     </w:r>
@@ -6429,8 +4527,114 @@
       </w:pPr>
     </w:lvl>
   </w:abstractNum>
+  <w:abstractNum w:abstractNumId="991">
+    <w:nsid w:val="0000A991"/>
+    <w:multiLevelType w:val="multilevel"/>
+    <w:lvl w:ilvl="0">
+      <w:numFmt w:val="bullet"/>
+      <w:lvlText w:val=""/>
+      <w:lvlJc w:val="left"/>
+      <w:pPr>
+        <w:ind w:left="720" w:hanging="360"/>
+      </w:pPr>
+      <w:rPr>
+        <w:rFonts w:ascii="Symbol" w:hAnsi="Symbol" w:cs="Symbol" w:hint="default"/>
+      </w:rPr>
+    </w:lvl>
+    <w:lvl w:ilvl="1">
+      <w:numFmt w:val="bullet"/>
+      <w:lvlText w:val="o"/>
+      <w:lvlJc w:val="left"/>
+      <w:pPr>
+        <w:ind w:left="1440" w:hanging="360"/>
+      </w:pPr>
+      <w:rPr>
+        <w:rFonts w:ascii="Courier New" w:hAnsi="Courier New" w:cs="Courier New" w:hint="default"/>
+      </w:rPr>
+    </w:lvl>
+    <w:lvl w:ilvl="2">
+      <w:numFmt w:val="bullet"/>
+      <w:lvlText w:val=""/>
+      <w:lvlJc w:val="left"/>
+      <w:pPr>
+        <w:ind w:left="2160" w:hanging="360"/>
+      </w:pPr>
+      <w:rPr>
+        <w:rFonts w:ascii="Wingdings" w:hAnsi="Wingdings" w:cs="Wingdings" w:hint="default"/>
+      </w:rPr>
+    </w:lvl>
+    <w:lvl w:ilvl="3">
+      <w:numFmt w:val="bullet"/>
+      <w:lvlText w:val=""/>
+      <w:lvlJc w:val="left"/>
+      <w:pPr>
+        <w:ind w:left="2880" w:hanging="360"/>
+      </w:pPr>
+      <w:rPr>
+        <w:rFonts w:ascii="Symbol" w:hAnsi="Symbol" w:cs="Symbol" w:hint="default"/>
+      </w:rPr>
+    </w:lvl>
+    <w:lvl w:ilvl="4">
+      <w:numFmt w:val="bullet"/>
+      <w:lvlText w:val="o"/>
+      <w:lvlJc w:val="left"/>
+      <w:pPr>
+        <w:ind w:left="3600" w:hanging="360"/>
+      </w:pPr>
+      <w:rPr>
+        <w:rFonts w:ascii="Courier New" w:hAnsi="Courier New" w:cs="Courier New" w:hint="default"/>
+      </w:rPr>
+    </w:lvl>
+    <w:lvl w:ilvl="5">
+      <w:numFmt w:val="bullet"/>
+      <w:lvlText w:val=""/>
+      <w:lvlJc w:val="left"/>
+      <w:pPr>
+        <w:ind w:left="4320" w:hanging="360"/>
+      </w:pPr>
+      <w:rPr>
+        <w:rFonts w:ascii="Wingdings" w:hAnsi="Wingdings" w:cs="Wingdings" w:hint="default"/>
+      </w:rPr>
+    </w:lvl>
+    <w:lvl w:ilvl="6">
+      <w:numFmt w:val="bullet"/>
+      <w:lvlText w:val=""/>
+      <w:lvlJc w:val="left"/>
+      <w:pPr>
+        <w:ind w:left="5040" w:hanging="360"/>
+      </w:pPr>
+      <w:rPr>
+        <w:rFonts w:ascii="Symbol" w:hAnsi="Symbol" w:cs="Symbol" w:hint="default"/>
+      </w:rPr>
+    </w:lvl>
+    <w:lvl w:ilvl="7">
+      <w:numFmt w:val="bullet"/>
+      <w:lvlText w:val="o"/>
+      <w:lvlJc w:val="left"/>
+      <w:pPr>
+        <w:ind w:left="5760" w:hanging="360"/>
+      </w:pPr>
+      <w:rPr>
+        <w:rFonts w:ascii="Courier New" w:hAnsi="Courier New" w:cs="Courier New" w:hint="default"/>
+      </w:rPr>
+    </w:lvl>
+    <w:lvl w:ilvl="8">
+      <w:numFmt w:val="bullet"/>
+      <w:lvlText w:val=""/>
+      <w:lvlJc w:val="left"/>
+      <w:pPr>
+        <w:ind w:left="6480" w:hanging="360"/>
+      </w:pPr>
+      <w:rPr>
+        <w:rFonts w:ascii="Wingdings" w:hAnsi="Wingdings" w:cs="Wingdings" w:hint="default"/>
+      </w:rPr>
+    </w:lvl>
+  </w:abstractNum>
   <w:num w:numId="1000">
     <w:abstractNumId w:val="990"/>
+  </w:num>
+  <w:num w:numId="1001">
+    <w:abstractNumId w:val="991"/>
   </w:num>
 </w:numbering>
 </file>
@@ -6489,15 +4693,15 @@
     <w:qFormat/>
     <w:rsid w:val="00A10FD9"/>
     <w:pPr>
-      <w:spacing w:after="120" w:before="1800"/>
+      <w:spacing w:after="200" w:before="0"/>
       <w:jc w:val="left"/>
     </w:pPr>
     <w:rPr>
       <w:rFonts w:ascii="Calibri" w:cs="Calibri" w:eastAsia="Calibri" w:hAnsi="Calibri"/>
       <w:b/>
-      <w:color w:val="1F4E79"/>
-      <w:sz w:val="48"/>
-      <w:szCs w:val="48"/>
+      <w:color w:val="000000"/>
+      <w:sz w:val="40"/>
+      <w:szCs w:val="40"/>
     </w:rPr>
   </w:style>
   <w:style w:customStyle="1" w:styleId="TitleChar" w:type="character">
@@ -6526,7 +4730,7 @@
     </w:pPr>
     <w:rPr>
       <w:rFonts w:ascii="Calibri" w:cs="Calibri" w:eastAsia="Calibri" w:hAnsi="Calibri"/>
-      <w:color w:val="44546A"/>
+      <w:color w:val="595959"/>
       <w:sz w:val="28"/>
       <w:szCs w:val="28"/>
     </w:rPr>
@@ -6556,7 +4760,7 @@
     </w:pPr>
     <w:rPr>
       <w:rFonts w:ascii="Calibri" w:cs="Calibri" w:eastAsia="Calibri" w:hAnsi="Calibri"/>
-      <w:color w:val="44546A"/>
+      <w:color w:val="595959"/>
       <w:sz w:val="22"/>
       <w:szCs w:val="22"/>
     </w:rPr>
@@ -6572,7 +4776,7 @@
     </w:pPr>
     <w:rPr>
       <w:rFonts w:ascii="Calibri" w:cs="Calibri" w:eastAsia="Calibri" w:hAnsi="Calibri"/>
-      <w:color w:val="44546A"/>
+      <w:color w:val="595959"/>
       <w:sz w:val="22"/>
       <w:szCs w:val="22"/>
     </w:rPr>
@@ -6635,7 +4839,7 @@
       <w:rFonts w:ascii="Calibri" w:cs="Calibri" w:eastAsia="Calibri" w:hAnsi="Calibri"/>
       <w:b/>
       <w:bCs/>
-      <w:color w:val="1F4E79"/>
+      <w:color w:val="000000"/>
       <w:sz w:val="32"/>
       <w:szCs w:val="32"/>
     </w:rPr>
@@ -6660,7 +4864,7 @@
       <w:rFonts w:ascii="Calibri" w:cs="Calibri" w:eastAsia="Calibri" w:hAnsi="Calibri"/>
       <w:b/>
       <w:bCs/>
-      <w:color w:val="1F4E79"/>
+      <w:color w:val="000000"/>
       <w:sz w:val="26"/>
       <w:szCs w:val="26"/>
     </w:rPr>
@@ -6685,7 +4889,7 @@
       <w:rFonts w:ascii="Calibri" w:cs="Calibri" w:eastAsia="Calibri" w:hAnsi="Calibri"/>
       <w:b/>
       <w:bCs/>
-      <w:color w:val="1F4E79"/>
+      <w:color w:val="000000"/>
       <w:sz w:val="22"/>
       <w:szCs w:val="22"/>
     </w:rPr>
@@ -6710,7 +4914,7 @@
       <w:rFonts w:cstheme="majorBidi" w:eastAsiaTheme="majorEastAsia"/>
       <w:i/>
       <w:iCs/>
-      <w:color w:themeColor="accent1" w:themeShade="BF" w:val="0F4761"/>
+      <w:color w:val="000000"/>
     </w:rPr>
   </w:style>
   <w:style w:styleId="Heading5" w:type="paragraph">
@@ -6731,7 +4935,7 @@
     </w:pPr>
     <w:rPr>
       <w:rFonts w:cstheme="majorBidi" w:eastAsiaTheme="majorEastAsia"/>
-      <w:color w:themeColor="accent1" w:themeShade="BF" w:val="0F4761"/>
+      <w:color w:val="000000"/>
     </w:rPr>
   </w:style>
   <w:style w:styleId="Heading6" w:type="paragraph">
@@ -6830,7 +5034,7 @@
     <w:rsid w:val="00A10FD9"/>
     <w:rPr>
       <w:rFonts w:asciiTheme="majorHAnsi" w:cstheme="majorBidi" w:eastAsiaTheme="majorEastAsia" w:hAnsiTheme="majorHAnsi"/>
-      <w:color w:themeColor="accent1" w:themeShade="BF" w:val="0F4761"/>
+      <w:color w:val="000000"/>
       <w:sz w:val="40"/>
       <w:szCs w:val="40"/>
     </w:rPr>
@@ -6844,7 +5048,7 @@
     <w:rsid w:val="00A10FD9"/>
     <w:rPr>
       <w:rFonts w:asciiTheme="majorHAnsi" w:cstheme="majorBidi" w:eastAsiaTheme="majorEastAsia" w:hAnsiTheme="majorHAnsi"/>
-      <w:color w:themeColor="accent1" w:themeShade="BF" w:val="0F4761"/>
+      <w:color w:val="000000"/>
       <w:sz w:val="32"/>
       <w:szCs w:val="32"/>
     </w:rPr>
@@ -6858,7 +5062,7 @@
     <w:rsid w:val="00A10FD9"/>
     <w:rPr>
       <w:rFonts w:cstheme="majorBidi" w:eastAsiaTheme="majorEastAsia"/>
-      <w:color w:themeColor="accent1" w:themeShade="BF" w:val="0F4761"/>
+      <w:color w:val="000000"/>
       <w:sz w:val="28"/>
       <w:szCs w:val="28"/>
     </w:rPr>
@@ -6874,7 +5078,7 @@
       <w:rFonts w:cstheme="majorBidi" w:eastAsiaTheme="majorEastAsia"/>
       <w:i/>
       <w:iCs/>
-      <w:color w:themeColor="accent1" w:themeShade="BF" w:val="0F4761"/>
+      <w:color w:val="000000"/>
     </w:rPr>
   </w:style>
   <w:style w:customStyle="1" w:styleId="Heading5Char" w:type="character">
@@ -6886,7 +5090,7 @@
     <w:rsid w:val="00A10FD9"/>
     <w:rPr>
       <w:rFonts w:cstheme="majorBidi" w:eastAsiaTheme="majorEastAsia"/>
-      <w:color w:themeColor="accent1" w:themeShade="BF" w:val="0F4761"/>
+      <w:color w:val="000000"/>
     </w:rPr>
   </w:style>
   <w:style w:customStyle="1" w:styleId="Heading6Char" w:type="character">
@@ -6992,12 +5196,12 @@
     <w:tblPr>
       <w:tblInd w:type="dxa" w:w="0"/>
       <w:tblBorders>
-        <w:top w:color="AEB9C5" w:space="0" w:sz="4" w:val="single"/>
-        <w:left w:color="AEB9C5" w:space="0" w:sz="4" w:val="single"/>
-        <w:bottom w:color="AEB9C5" w:space="0" w:sz="4" w:val="single"/>
-        <w:right w:color="AEB9C5" w:space="0" w:sz="4" w:val="single"/>
-        <w:insideH w:color="D3DAE2" w:space="0" w:sz="4" w:val="single"/>
-        <w:insideV w:color="D3DAE2" w:space="0" w:sz="4" w:val="single"/>
+        <w:top w:color="8C8C8C" w:space="0" w:sz="4" w:val="single"/>
+        <w:left w:color="8C8C8C" w:space="0" w:sz="4" w:val="single"/>
+        <w:bottom w:color="8C8C8C" w:space="0" w:sz="4" w:val="single"/>
+        <w:right w:color="8C8C8C" w:space="0" w:sz="4" w:val="single"/>
+        <w:insideH w:color="BFBFBF" w:space="0" w:sz="4" w:val="single"/>
+        <w:insideV w:color="BFBFBF" w:space="0" w:sz="4" w:val="single"/>
       </w:tblBorders>
       <w:tblCellMar>
         <w:top w:type="dxa" w:w="45"/>
@@ -7010,10 +5214,10 @@
       <w:rPr>
         <w:b/>
         <w:bCs/>
-        <w:color w:val="1F2D3D"/>
+        <w:color w:val="262626"/>
       </w:rPr>
       <w:tcPr>
-        <w:shd w:color="auto" w:fill="DCE6F0" w:val="clear"/>
+        <w:shd w:color="auto" w:fill="EDEDED" w:val="clear"/>
       </w:tcPr>
     </w:tblStylePr>
   </w:style>
@@ -7076,7 +5280,7 @@
     <w:name w:val="Verbatim Char"/>
     <w:rPr>
       <w:rFonts w:ascii="Consolas" w:cs="Consolas" w:hAnsi="Consolas"/>
-      <w:color w:val="243B53"/>
+      <w:color w:val="262626"/>
       <w:sz w:val="19"/>
     </w:rPr>
   </w:style>
@@ -7095,7 +5299,7 @@
     <w:name w:val="Hyperlink"/>
     <w:basedOn w:val="BodyTextChar"/>
     <w:rPr>
-      <w:color w:themeColor="accent1" w:val="4F81BD"/>
+      <w:color w:val="000000"/>
     </w:rPr>
   </w:style>
   <w:style w:styleId="TOCHeading" w:type="paragraph">
@@ -7112,7 +5316,7 @@
     <w:rPr>
       <w:rFonts w:ascii="Calibri" w:cs="Calibri" w:eastAsia="Calibri" w:hAnsi="Calibri"/>
       <w:b/>
-      <w:color w:val="1F4E79"/>
+      <w:color w:val="000000"/>
       <w:sz w:val="32"/>
       <w:szCs w:val="32"/>
     </w:rPr>
@@ -7365,34 +5569,34 @@
         <a:sysClr val="window" lastClr="FFFFFF"/>
       </a:lt1>
       <a:dk2>
-        <a:srgbClr val="0E2841"/>
+        <a:srgbClr val="262626"/>
       </a:dk2>
       <a:lt2>
-        <a:srgbClr val="E8E8E8"/>
+        <a:srgbClr val="F2F2F2"/>
       </a:lt2>
       <a:accent1>
-        <a:srgbClr val="156082"/>
+        <a:srgbClr val="404040"/>
       </a:accent1>
       <a:accent2>
-        <a:srgbClr val="E97132"/>
+        <a:srgbClr val="595959"/>
       </a:accent2>
       <a:accent3>
-        <a:srgbClr val="196B24"/>
+        <a:srgbClr val="737373"/>
       </a:accent3>
       <a:accent4>
-        <a:srgbClr val="0F9ED5"/>
+        <a:srgbClr val="8C8C8C"/>
       </a:accent4>
       <a:accent5>
-        <a:srgbClr val="A02B93"/>
+        <a:srgbClr val="A6A6A6"/>
       </a:accent5>
       <a:accent6>
-        <a:srgbClr val="4EA72E"/>
+        <a:srgbClr val="BFBFBF"/>
       </a:accent6>
       <a:hlink>
-        <a:srgbClr val="467886"/>
+        <a:srgbClr val="000000"/>
       </a:hlink>
       <a:folHlink>
-        <a:srgbClr val="96607D"/>
+        <a:srgbClr val="404040"/>
       </a:folHlink>
     </a:clrScheme>
     <a:fontScheme name="Office">
